--- a/inbox/Federal_Telecommunications_Modernization.docx
+++ b/inbox/Federal_Telecommunications_Modernization.docx
@@ -42,7 +42,7 @@
           <w:sz w:val="24"/>
           <w:szCs w:val="24"/>
         </w:rPr>
-        <w:id w:val="-1547528068"/>
+        <w:id w:val="-2048135857"/>
         <w:docPartObj>
           <w:docPartGallery w:val="Table of Contents"/>
           <w:docPartUnique/>
@@ -80,7 +80,7 @@
           <w:r>
             <w:fldChar w:fldCharType="separate"/>
           </w:r>
-          <w:hyperlink w:anchor="_Toc233784219" w:history="1">
+          <w:hyperlink w:anchor="_Toc233786863" w:history="1">
             <w:r>
               <w:rPr>
                 <w:rStyle w:val="Hyperlink"/>
@@ -107,7 +107,7 @@
                 <w:noProof/>
                 <w:webHidden/>
               </w:rPr>
-              <w:instrText xml:space="preserve"> PAGEREF _Toc233784219 \h </w:instrText>
+              <w:instrText xml:space="preserve"> PAGEREF _Toc233786863 \h </w:instrText>
             </w:r>
             <w:r>
               <w:rPr>
@@ -151,7 +151,7 @@
               <w14:ligatures w14:val="standardContextual"/>
             </w:rPr>
           </w:pPr>
-          <w:hyperlink w:anchor="_Toc233784220" w:history="1">
+          <w:hyperlink w:anchor="_Toc233786864" w:history="1">
             <w:r>
               <w:rPr>
                 <w:rStyle w:val="Hyperlink"/>
@@ -178,7 +178,7 @@
                 <w:noProof/>
                 <w:webHidden/>
               </w:rPr>
-              <w:instrText xml:space="preserve"> PAGEREF _Toc233784220 \h </w:instrText>
+              <w:instrText xml:space="preserve"> PAGEREF _Toc233786864 \h </w:instrText>
             </w:r>
             <w:r>
               <w:rPr>
@@ -198,7 +198,7 @@
                 <w:noProof/>
                 <w:webHidden/>
               </w:rPr>
-              <w:t>3</w:t>
+              <w:t>4</w:t>
             </w:r>
             <w:r>
               <w:rPr>
@@ -222,7 +222,7 @@
               <w14:ligatures w14:val="standardContextual"/>
             </w:rPr>
           </w:pPr>
-          <w:hyperlink w:anchor="_Toc233784221" w:history="1">
+          <w:hyperlink w:anchor="_Toc233786865" w:history="1">
             <w:r>
               <w:rPr>
                 <w:rStyle w:val="Hyperlink"/>
@@ -249,7 +249,7 @@
                 <w:noProof/>
                 <w:webHidden/>
               </w:rPr>
-              <w:instrText xml:space="preserve"> PAGEREF _Toc233784221 \h </w:instrText>
+              <w:instrText xml:space="preserve"> PAGEREF _Toc233786865 \h </w:instrText>
             </w:r>
             <w:r>
               <w:rPr>
@@ -293,7 +293,7 @@
               <w14:ligatures w14:val="standardContextual"/>
             </w:rPr>
           </w:pPr>
-          <w:hyperlink w:anchor="_Toc233784222" w:history="1">
+          <w:hyperlink w:anchor="_Toc233786866" w:history="1">
             <w:r>
               <w:rPr>
                 <w:rStyle w:val="Hyperlink"/>
@@ -320,7 +320,7 @@
                 <w:noProof/>
                 <w:webHidden/>
               </w:rPr>
-              <w:instrText xml:space="preserve"> PAGEREF _Toc233784222 \h </w:instrText>
+              <w:instrText xml:space="preserve"> PAGEREF _Toc233786866 \h </w:instrText>
             </w:r>
             <w:r>
               <w:rPr>
@@ -364,7 +364,7 @@
               <w14:ligatures w14:val="standardContextual"/>
             </w:rPr>
           </w:pPr>
-          <w:hyperlink w:anchor="_Toc233784223" w:history="1">
+          <w:hyperlink w:anchor="_Toc233786867" w:history="1">
             <w:r>
               <w:rPr>
                 <w:rStyle w:val="Hyperlink"/>
@@ -391,7 +391,7 @@
                 <w:noProof/>
                 <w:webHidden/>
               </w:rPr>
-              <w:instrText xml:space="preserve"> PAGEREF _Toc233784223 \h </w:instrText>
+              <w:instrText xml:space="preserve"> PAGEREF _Toc233786867 \h </w:instrText>
             </w:r>
             <w:r>
               <w:rPr>
@@ -435,7 +435,7 @@
               <w14:ligatures w14:val="standardContextual"/>
             </w:rPr>
           </w:pPr>
-          <w:hyperlink w:anchor="_Toc233784224" w:history="1">
+          <w:hyperlink w:anchor="_Toc233786868" w:history="1">
             <w:r>
               <w:rPr>
                 <w:rStyle w:val="Hyperlink"/>
@@ -462,7 +462,7 @@
                 <w:noProof/>
                 <w:webHidden/>
               </w:rPr>
-              <w:instrText xml:space="preserve"> PAGEREF _Toc233784224 \h </w:instrText>
+              <w:instrText xml:space="preserve"> PAGEREF _Toc233786868 \h </w:instrText>
             </w:r>
             <w:r>
               <w:rPr>
@@ -482,7 +482,7 @@
                 <w:noProof/>
                 <w:webHidden/>
               </w:rPr>
-              <w:t>5</w:t>
+              <w:t>6</w:t>
             </w:r>
             <w:r>
               <w:rPr>
@@ -506,7 +506,7 @@
               <w14:ligatures w14:val="standardContextual"/>
             </w:rPr>
           </w:pPr>
-          <w:hyperlink w:anchor="_Toc233784225" w:history="1">
+          <w:hyperlink w:anchor="_Toc233786869" w:history="1">
             <w:r>
               <w:rPr>
                 <w:rStyle w:val="Hyperlink"/>
@@ -533,7 +533,7 @@
                 <w:noProof/>
                 <w:webHidden/>
               </w:rPr>
-              <w:instrText xml:space="preserve"> PAGEREF _Toc233784225 \h </w:instrText>
+              <w:instrText xml:space="preserve"> PAGEREF _Toc233786869 \h </w:instrText>
             </w:r>
             <w:r>
               <w:rPr>
@@ -553,7 +553,7 @@
                 <w:noProof/>
                 <w:webHidden/>
               </w:rPr>
-              <w:t>5</w:t>
+              <w:t>6</w:t>
             </w:r>
             <w:r>
               <w:rPr>
@@ -577,7 +577,7 @@
               <w14:ligatures w14:val="standardContextual"/>
             </w:rPr>
           </w:pPr>
-          <w:hyperlink w:anchor="_Toc233784226" w:history="1">
+          <w:hyperlink w:anchor="_Toc233786870" w:history="1">
             <w:r>
               <w:rPr>
                 <w:rStyle w:val="Hyperlink"/>
@@ -604,7 +604,7 @@
                 <w:noProof/>
                 <w:webHidden/>
               </w:rPr>
-              <w:instrText xml:space="preserve"> PAGEREF _Toc233784226 \h </w:instrText>
+              <w:instrText xml:space="preserve"> PAGEREF _Toc233786870 \h </w:instrText>
             </w:r>
             <w:r>
               <w:rPr>
@@ -624,7 +624,7 @@
                 <w:noProof/>
                 <w:webHidden/>
               </w:rPr>
-              <w:t>5</w:t>
+              <w:t>6</w:t>
             </w:r>
             <w:r>
               <w:rPr>
@@ -648,7 +648,7 @@
               <w14:ligatures w14:val="standardContextual"/>
             </w:rPr>
           </w:pPr>
-          <w:hyperlink w:anchor="_Toc233784227" w:history="1">
+          <w:hyperlink w:anchor="_Toc233786871" w:history="1">
             <w:r>
               <w:rPr>
                 <w:rStyle w:val="Hyperlink"/>
@@ -675,7 +675,7 @@
                 <w:noProof/>
                 <w:webHidden/>
               </w:rPr>
-              <w:instrText xml:space="preserve"> PAGEREF _Toc233784227 \h </w:instrText>
+              <w:instrText xml:space="preserve"> PAGEREF _Toc233786871 \h </w:instrText>
             </w:r>
             <w:r>
               <w:rPr>
@@ -695,7 +695,7 @@
                 <w:noProof/>
                 <w:webHidden/>
               </w:rPr>
-              <w:t>6</w:t>
+              <w:t>7</w:t>
             </w:r>
             <w:r>
               <w:rPr>
@@ -719,7 +719,7 @@
               <w14:ligatures w14:val="standardContextual"/>
             </w:rPr>
           </w:pPr>
-          <w:hyperlink w:anchor="_Toc233784228" w:history="1">
+          <w:hyperlink w:anchor="_Toc233786872" w:history="1">
             <w:r>
               <w:rPr>
                 <w:rStyle w:val="Hyperlink"/>
@@ -746,7 +746,7 @@
                 <w:noProof/>
                 <w:webHidden/>
               </w:rPr>
-              <w:instrText xml:space="preserve"> PAGEREF _Toc233784228 \h </w:instrText>
+              <w:instrText xml:space="preserve"> PAGEREF _Toc233786872 \h </w:instrText>
             </w:r>
             <w:r>
               <w:rPr>
@@ -766,7 +766,7 @@
                 <w:noProof/>
                 <w:webHidden/>
               </w:rPr>
-              <w:t>6</w:t>
+              <w:t>7</w:t>
             </w:r>
             <w:r>
               <w:rPr>
@@ -790,7 +790,7 @@
               <w14:ligatures w14:val="standardContextual"/>
             </w:rPr>
           </w:pPr>
-          <w:hyperlink w:anchor="_Toc233784229" w:history="1">
+          <w:hyperlink w:anchor="_Toc233786873" w:history="1">
             <w:r>
               <w:rPr>
                 <w:rStyle w:val="Hyperlink"/>
@@ -817,7 +817,7 @@
                 <w:noProof/>
                 <w:webHidden/>
               </w:rPr>
-              <w:instrText xml:space="preserve"> PAGEREF _Toc233784229 \h </w:instrText>
+              <w:instrText xml:space="preserve"> PAGEREF _Toc233786873 \h </w:instrText>
             </w:r>
             <w:r>
               <w:rPr>
@@ -837,7 +837,7 @@
                 <w:noProof/>
                 <w:webHidden/>
               </w:rPr>
-              <w:t>7</w:t>
+              <w:t>8</w:t>
             </w:r>
             <w:r>
               <w:rPr>
@@ -861,7 +861,7 @@
               <w14:ligatures w14:val="standardContextual"/>
             </w:rPr>
           </w:pPr>
-          <w:hyperlink w:anchor="_Toc233784230" w:history="1">
+          <w:hyperlink w:anchor="_Toc233786874" w:history="1">
             <w:r>
               <w:rPr>
                 <w:rStyle w:val="Hyperlink"/>
@@ -888,7 +888,7 @@
                 <w:noProof/>
                 <w:webHidden/>
               </w:rPr>
-              <w:instrText xml:space="preserve"> PAGEREF _Toc233784230 \h </w:instrText>
+              <w:instrText xml:space="preserve"> PAGEREF _Toc233786874 \h </w:instrText>
             </w:r>
             <w:r>
               <w:rPr>
@@ -908,7 +908,7 @@
                 <w:noProof/>
                 <w:webHidden/>
               </w:rPr>
-              <w:t>7</w:t>
+              <w:t>9</w:t>
             </w:r>
             <w:r>
               <w:rPr>
@@ -932,7 +932,7 @@
               <w14:ligatures w14:val="standardContextual"/>
             </w:rPr>
           </w:pPr>
-          <w:hyperlink w:anchor="_Toc233784231" w:history="1">
+          <w:hyperlink w:anchor="_Toc233786875" w:history="1">
             <w:r>
               <w:rPr>
                 <w:rStyle w:val="Hyperlink"/>
@@ -959,7 +959,7 @@
                 <w:noProof/>
                 <w:webHidden/>
               </w:rPr>
-              <w:instrText xml:space="preserve"> PAGEREF _Toc233784231 \h </w:instrText>
+              <w:instrText xml:space="preserve"> PAGEREF _Toc233786875 \h </w:instrText>
             </w:r>
             <w:r>
               <w:rPr>
@@ -979,7 +979,7 @@
                 <w:noProof/>
                 <w:webHidden/>
               </w:rPr>
-              <w:t>8</w:t>
+              <w:t>10</w:t>
             </w:r>
             <w:r>
               <w:rPr>
@@ -1003,7 +1003,7 @@
               <w14:ligatures w14:val="standardContextual"/>
             </w:rPr>
           </w:pPr>
-          <w:hyperlink w:anchor="_Toc233784232" w:history="1">
+          <w:hyperlink w:anchor="_Toc233786876" w:history="1">
             <w:r>
               <w:rPr>
                 <w:rStyle w:val="Hyperlink"/>
@@ -1030,7 +1030,7 @@
                 <w:noProof/>
                 <w:webHidden/>
               </w:rPr>
-              <w:instrText xml:space="preserve"> PAGEREF _Toc233784232 \h </w:instrText>
+              <w:instrText xml:space="preserve"> PAGEREF _Toc233786876 \h </w:instrText>
             </w:r>
             <w:r>
               <w:rPr>
@@ -1050,7 +1050,7 @@
                 <w:noProof/>
                 <w:webHidden/>
               </w:rPr>
-              <w:t>9</w:t>
+              <w:t>11</w:t>
             </w:r>
             <w:r>
               <w:rPr>
@@ -1074,7 +1074,7 @@
               <w14:ligatures w14:val="standardContextual"/>
             </w:rPr>
           </w:pPr>
-          <w:hyperlink w:anchor="_Toc233784233" w:history="1">
+          <w:hyperlink w:anchor="_Toc233786877" w:history="1">
             <w:r>
               <w:rPr>
                 <w:rStyle w:val="Hyperlink"/>
@@ -1101,7 +1101,7 @@
                 <w:noProof/>
                 <w:webHidden/>
               </w:rPr>
-              <w:instrText xml:space="preserve"> PAGEREF _Toc233784233 \h </w:instrText>
+              <w:instrText xml:space="preserve"> PAGEREF _Toc233786877 \h </w:instrText>
             </w:r>
             <w:r>
               <w:rPr>
@@ -1121,7 +1121,7 @@
                 <w:noProof/>
                 <w:webHidden/>
               </w:rPr>
-              <w:t>9</w:t>
+              <w:t>11</w:t>
             </w:r>
             <w:r>
               <w:rPr>
@@ -1145,7 +1145,7 @@
               <w14:ligatures w14:val="standardContextual"/>
             </w:rPr>
           </w:pPr>
-          <w:hyperlink w:anchor="_Toc233784234" w:history="1">
+          <w:hyperlink w:anchor="_Toc233786878" w:history="1">
             <w:r>
               <w:rPr>
                 <w:rStyle w:val="Hyperlink"/>
@@ -1172,7 +1172,7 @@
                 <w:noProof/>
                 <w:webHidden/>
               </w:rPr>
-              <w:instrText xml:space="preserve"> PAGEREF _Toc233784234 \h </w:instrText>
+              <w:instrText xml:space="preserve"> PAGEREF _Toc233786878 \h </w:instrText>
             </w:r>
             <w:r>
               <w:rPr>
@@ -1192,7 +1192,7 @@
                 <w:noProof/>
                 <w:webHidden/>
               </w:rPr>
-              <w:t>9</w:t>
+              <w:t>11</w:t>
             </w:r>
             <w:r>
               <w:rPr>
@@ -1216,7 +1216,7 @@
               <w14:ligatures w14:val="standardContextual"/>
             </w:rPr>
           </w:pPr>
-          <w:hyperlink w:anchor="_Toc233784235" w:history="1">
+          <w:hyperlink w:anchor="_Toc233786879" w:history="1">
             <w:r>
               <w:rPr>
                 <w:rStyle w:val="Hyperlink"/>
@@ -1243,7 +1243,7 @@
                 <w:noProof/>
                 <w:webHidden/>
               </w:rPr>
-              <w:instrText xml:space="preserve"> PAGEREF _Toc233784235 \h </w:instrText>
+              <w:instrText xml:space="preserve"> PAGEREF _Toc233786879 \h </w:instrText>
             </w:r>
             <w:r>
               <w:rPr>
@@ -1263,7 +1263,7 @@
                 <w:noProof/>
                 <w:webHidden/>
               </w:rPr>
-              <w:t>10</w:t>
+              <w:t>12</w:t>
             </w:r>
             <w:r>
               <w:rPr>
@@ -1287,7 +1287,7 @@
               <w14:ligatures w14:val="standardContextual"/>
             </w:rPr>
           </w:pPr>
-          <w:hyperlink w:anchor="_Toc233784236" w:history="1">
+          <w:hyperlink w:anchor="_Toc233786880" w:history="1">
             <w:r>
               <w:rPr>
                 <w:rStyle w:val="Hyperlink"/>
@@ -1314,7 +1314,7 @@
                 <w:noProof/>
                 <w:webHidden/>
               </w:rPr>
-              <w:instrText xml:space="preserve"> PAGEREF _Toc233784236 \h </w:instrText>
+              <w:instrText xml:space="preserve"> PAGEREF _Toc233786880 \h </w:instrText>
             </w:r>
             <w:r>
               <w:rPr>
@@ -1334,7 +1334,7 @@
                 <w:noProof/>
                 <w:webHidden/>
               </w:rPr>
-              <w:t>11</w:t>
+              <w:t>13</w:t>
             </w:r>
             <w:r>
               <w:rPr>
@@ -1358,7 +1358,7 @@
               <w14:ligatures w14:val="standardContextual"/>
             </w:rPr>
           </w:pPr>
-          <w:hyperlink w:anchor="_Toc233784237" w:history="1">
+          <w:hyperlink w:anchor="_Toc233786881" w:history="1">
             <w:r>
               <w:rPr>
                 <w:rStyle w:val="Hyperlink"/>
@@ -1385,7 +1385,7 @@
                 <w:noProof/>
                 <w:webHidden/>
               </w:rPr>
-              <w:instrText xml:space="preserve"> PAGEREF _Toc233784237 \h </w:instrText>
+              <w:instrText xml:space="preserve"> PAGEREF _Toc233786881 \h </w:instrText>
             </w:r>
             <w:r>
               <w:rPr>
@@ -1405,7 +1405,7 @@
                 <w:noProof/>
                 <w:webHidden/>
               </w:rPr>
-              <w:t>11</w:t>
+              <w:t>14</w:t>
             </w:r>
             <w:r>
               <w:rPr>
@@ -1429,7 +1429,7 @@
               <w14:ligatures w14:val="standardContextual"/>
             </w:rPr>
           </w:pPr>
-          <w:hyperlink w:anchor="_Toc233784238" w:history="1">
+          <w:hyperlink w:anchor="_Toc233786882" w:history="1">
             <w:r>
               <w:rPr>
                 <w:rStyle w:val="Hyperlink"/>
@@ -1456,7 +1456,7 @@
                 <w:noProof/>
                 <w:webHidden/>
               </w:rPr>
-              <w:instrText xml:space="preserve"> PAGEREF _Toc233784238 \h </w:instrText>
+              <w:instrText xml:space="preserve"> PAGEREF _Toc233786882 \h </w:instrText>
             </w:r>
             <w:r>
               <w:rPr>
@@ -1476,7 +1476,7 @@
                 <w:noProof/>
                 <w:webHidden/>
               </w:rPr>
-              <w:t>11</w:t>
+              <w:t>14</w:t>
             </w:r>
             <w:r>
               <w:rPr>
@@ -1500,7 +1500,7 @@
               <w14:ligatures w14:val="standardContextual"/>
             </w:rPr>
           </w:pPr>
-          <w:hyperlink w:anchor="_Toc233784239" w:history="1">
+          <w:hyperlink w:anchor="_Toc233786883" w:history="1">
             <w:r>
               <w:rPr>
                 <w:rStyle w:val="Hyperlink"/>
@@ -1527,7 +1527,7 @@
                 <w:noProof/>
                 <w:webHidden/>
               </w:rPr>
-              <w:instrText xml:space="preserve"> PAGEREF _Toc233784239 \h </w:instrText>
+              <w:instrText xml:space="preserve"> PAGEREF _Toc233786883 \h </w:instrText>
             </w:r>
             <w:r>
               <w:rPr>
@@ -1547,7 +1547,7 @@
                 <w:noProof/>
                 <w:webHidden/>
               </w:rPr>
-              <w:t>12</w:t>
+              <w:t>15</w:t>
             </w:r>
             <w:r>
               <w:rPr>
@@ -1571,7 +1571,7 @@
               <w14:ligatures w14:val="standardContextual"/>
             </w:rPr>
           </w:pPr>
-          <w:hyperlink w:anchor="_Toc233784240" w:history="1">
+          <w:hyperlink w:anchor="_Toc233786884" w:history="1">
             <w:r>
               <w:rPr>
                 <w:rStyle w:val="Hyperlink"/>
@@ -1598,7 +1598,7 @@
                 <w:noProof/>
                 <w:webHidden/>
               </w:rPr>
-              <w:instrText xml:space="preserve"> PAGEREF _Toc233784240 \h </w:instrText>
+              <w:instrText xml:space="preserve"> PAGEREF _Toc233786884 \h </w:instrText>
             </w:r>
             <w:r>
               <w:rPr>
@@ -1618,7 +1618,7 @@
                 <w:noProof/>
                 <w:webHidden/>
               </w:rPr>
-              <w:t>12</w:t>
+              <w:t>15</w:t>
             </w:r>
             <w:r>
               <w:rPr>
@@ -1642,7 +1642,7 @@
               <w14:ligatures w14:val="standardContextual"/>
             </w:rPr>
           </w:pPr>
-          <w:hyperlink w:anchor="_Toc233784241" w:history="1">
+          <w:hyperlink w:anchor="_Toc233786885" w:history="1">
             <w:r>
               <w:rPr>
                 <w:rStyle w:val="Hyperlink"/>
@@ -1669,7 +1669,7 @@
                 <w:noProof/>
                 <w:webHidden/>
               </w:rPr>
-              <w:instrText xml:space="preserve"> PAGEREF _Toc233784241 \h </w:instrText>
+              <w:instrText xml:space="preserve"> PAGEREF _Toc233786885 \h </w:instrText>
             </w:r>
             <w:r>
               <w:rPr>
@@ -1689,7 +1689,7 @@
                 <w:noProof/>
                 <w:webHidden/>
               </w:rPr>
-              <w:t>12</w:t>
+              <w:t>15</w:t>
             </w:r>
             <w:r>
               <w:rPr>
@@ -1713,7 +1713,7 @@
               <w14:ligatures w14:val="standardContextual"/>
             </w:rPr>
           </w:pPr>
-          <w:hyperlink w:anchor="_Toc233784242" w:history="1">
+          <w:hyperlink w:anchor="_Toc233786886" w:history="1">
             <w:r>
               <w:rPr>
                 <w:rStyle w:val="Hyperlink"/>
@@ -1740,7 +1740,7 @@
                 <w:noProof/>
                 <w:webHidden/>
               </w:rPr>
-              <w:instrText xml:space="preserve"> PAGEREF _Toc233784242 \h </w:instrText>
+              <w:instrText xml:space="preserve"> PAGEREF _Toc233786886 \h </w:instrText>
             </w:r>
             <w:r>
               <w:rPr>
@@ -1760,7 +1760,7 @@
                 <w:noProof/>
                 <w:webHidden/>
               </w:rPr>
-              <w:t>13</w:t>
+              <w:t>16</w:t>
             </w:r>
             <w:r>
               <w:rPr>
@@ -1784,7 +1784,7 @@
               <w14:ligatures w14:val="standardContextual"/>
             </w:rPr>
           </w:pPr>
-          <w:hyperlink w:anchor="_Toc233784243" w:history="1">
+          <w:hyperlink w:anchor="_Toc233786887" w:history="1">
             <w:r>
               <w:rPr>
                 <w:rStyle w:val="Hyperlink"/>
@@ -1811,7 +1811,7 @@
                 <w:noProof/>
                 <w:webHidden/>
               </w:rPr>
-              <w:instrText xml:space="preserve"> PAGEREF _Toc233784243 \h </w:instrText>
+              <w:instrText xml:space="preserve"> PAGEREF _Toc233786887 \h </w:instrText>
             </w:r>
             <w:r>
               <w:rPr>
@@ -1831,7 +1831,7 @@
                 <w:noProof/>
                 <w:webHidden/>
               </w:rPr>
-              <w:t>14</w:t>
+              <w:t>17</w:t>
             </w:r>
             <w:r>
               <w:rPr>
@@ -1855,13 +1855,13 @@
               <w14:ligatures w14:val="standardContextual"/>
             </w:rPr>
           </w:pPr>
-          <w:hyperlink w:anchor="_Toc233784244" w:history="1">
+          <w:hyperlink w:anchor="_Toc233786888" w:history="1">
             <w:r>
               <w:rPr>
                 <w:rStyle w:val="Hyperlink"/>
                 <w:noProof/>
               </w:rPr>
-              <w:t>7.1 Amazon Connect: .com Boundary Documentation Requirements</w:t>
+              <w:t>7.1 FedRAMP 20x Consolidated Rules — June 2026 Update</w:t>
             </w:r>
             <w:r>
               <w:rPr>
@@ -1882,7 +1882,7 @@
                 <w:noProof/>
                 <w:webHidden/>
               </w:rPr>
-              <w:instrText xml:space="preserve"> PAGEREF _Toc233784244 \h </w:instrText>
+              <w:instrText xml:space="preserve"> PAGEREF _Toc233786888 \h </w:instrText>
             </w:r>
             <w:r>
               <w:rPr>
@@ -1902,7 +1902,7 @@
                 <w:noProof/>
                 <w:webHidden/>
               </w:rPr>
-              <w:t>14</w:t>
+              <w:t>17</w:t>
             </w:r>
             <w:r>
               <w:rPr>
@@ -1926,13 +1926,13 @@
               <w14:ligatures w14:val="standardContextual"/>
             </w:rPr>
           </w:pPr>
-          <w:hyperlink w:anchor="_Toc233784245" w:history="1">
+          <w:hyperlink w:anchor="_Toc233786889" w:history="1">
             <w:r>
               <w:rPr>
                 <w:rStyle w:val="Hyperlink"/>
                 <w:noProof/>
               </w:rPr>
-              <w:t>7.2 Teams Phone: GCC Boundary and PSTN</w:t>
+              <w:t>7.2 Amazon Connect: .com Boundary Documentation Requirements</w:t>
             </w:r>
             <w:r>
               <w:rPr>
@@ -1953,7 +1953,7 @@
                 <w:noProof/>
                 <w:webHidden/>
               </w:rPr>
-              <w:instrText xml:space="preserve"> PAGEREF _Toc233784245 \h </w:instrText>
+              <w:instrText xml:space="preserve"> PAGEREF _Toc233786889 \h </w:instrText>
             </w:r>
             <w:r>
               <w:rPr>
@@ -1973,7 +1973,7 @@
                 <w:noProof/>
                 <w:webHidden/>
               </w:rPr>
-              <w:t>15</w:t>
+              <w:t>19</w:t>
             </w:r>
             <w:r>
               <w:rPr>
@@ -1997,13 +1997,13 @@
               <w14:ligatures w14:val="standardContextual"/>
             </w:rPr>
           </w:pPr>
-          <w:hyperlink w:anchor="_Toc233784246" w:history="1">
+          <w:hyperlink w:anchor="_Toc233786890" w:history="1">
             <w:r>
               <w:rPr>
                 <w:rStyle w:val="Hyperlink"/>
                 <w:noProof/>
               </w:rPr>
-              <w:t>7.3 Amazon Connect vs. Teams Phone: Complementary, Not Competing</w:t>
+              <w:t>7.3 Teams Phone: GCC Boundary and PSTN</w:t>
             </w:r>
             <w:r>
               <w:rPr>
@@ -2024,7 +2024,7 @@
                 <w:noProof/>
                 <w:webHidden/>
               </w:rPr>
-              <w:instrText xml:space="preserve"> PAGEREF _Toc233784246 \h </w:instrText>
+              <w:instrText xml:space="preserve"> PAGEREF _Toc233786890 \h </w:instrText>
             </w:r>
             <w:r>
               <w:rPr>
@@ -2044,7 +2044,78 @@
                 <w:noProof/>
                 <w:webHidden/>
               </w:rPr>
-              <w:t>15</w:t>
+              <w:t>19</w:t>
+            </w:r>
+            <w:r>
+              <w:rPr>
+                <w:noProof/>
+                <w:webHidden/>
+              </w:rPr>
+              <w:fldChar w:fldCharType="end"/>
+            </w:r>
+          </w:hyperlink>
+        </w:p>
+        <w:p>
+          <w:pPr>
+            <w:pStyle w:val="TOC2"/>
+            <w:tabs>
+              <w:tab w:val="right" w:leader="dot" w:pos="9350"/>
+            </w:tabs>
+            <w:rPr>
+              <w:noProof/>
+              <w:kern w:val="2"/>
+              <w:lang w:eastAsia="en-US"/>
+              <w14:ligatures w14:val="standardContextual"/>
+            </w:rPr>
+          </w:pPr>
+          <w:hyperlink w:anchor="_Toc233786891" w:history="1">
+            <w:r>
+              <w:rPr>
+                <w:rStyle w:val="Hyperlink"/>
+                <w:noProof/>
+              </w:rPr>
+              <w:t>7.4 Amazon Connect vs. Teams Phone: Complementary, Not Competing</w:t>
+            </w:r>
+            <w:r>
+              <w:rPr>
+                <w:noProof/>
+                <w:webHidden/>
+              </w:rPr>
+              <w:tab/>
+            </w:r>
+            <w:r>
+              <w:rPr>
+                <w:noProof/>
+                <w:webHidden/>
+              </w:rPr>
+              <w:fldChar w:fldCharType="begin"/>
+            </w:r>
+            <w:r>
+              <w:rPr>
+                <w:noProof/>
+                <w:webHidden/>
+              </w:rPr>
+              <w:instrText xml:space="preserve"> PAGEREF _Toc233786891 \h </w:instrText>
+            </w:r>
+            <w:r>
+              <w:rPr>
+                <w:noProof/>
+                <w:webHidden/>
+              </w:rPr>
+            </w:r>
+            <w:r>
+              <w:rPr>
+                <w:noProof/>
+                <w:webHidden/>
+              </w:rPr>
+              <w:fldChar w:fldCharType="separate"/>
+            </w:r>
+            <w:r>
+              <w:rPr>
+                <w:noProof/>
+                <w:webHidden/>
+              </w:rPr>
+              <w:t>19</w:t>
             </w:r>
             <w:r>
               <w:rPr>
@@ -2068,7 +2139,7 @@
               <w14:ligatures w14:val="standardContextual"/>
             </w:rPr>
           </w:pPr>
-          <w:hyperlink w:anchor="_Toc233784247" w:history="1">
+          <w:hyperlink w:anchor="_Toc233786892" w:history="1">
             <w:r>
               <w:rPr>
                 <w:rStyle w:val="Hyperlink"/>
@@ -2095,7 +2166,7 @@
                 <w:noProof/>
                 <w:webHidden/>
               </w:rPr>
-              <w:instrText xml:space="preserve"> PAGEREF _Toc233784247 \h </w:instrText>
+              <w:instrText xml:space="preserve"> PAGEREF _Toc233786892 \h </w:instrText>
             </w:r>
             <w:r>
               <w:rPr>
@@ -2115,7 +2186,7 @@
                 <w:noProof/>
                 <w:webHidden/>
               </w:rPr>
-              <w:t>16</w:t>
+              <w:t>21</w:t>
             </w:r>
             <w:r>
               <w:rPr>
@@ -2139,7 +2210,7 @@
               <w14:ligatures w14:val="standardContextual"/>
             </w:rPr>
           </w:pPr>
-          <w:hyperlink w:anchor="_Toc233784248" w:history="1">
+          <w:hyperlink w:anchor="_Toc233786893" w:history="1">
             <w:r>
               <w:rPr>
                 <w:rStyle w:val="Hyperlink"/>
@@ -2166,7 +2237,7 @@
                 <w:noProof/>
                 <w:webHidden/>
               </w:rPr>
-              <w:instrText xml:space="preserve"> PAGEREF _Toc233784248 \h </w:instrText>
+              <w:instrText xml:space="preserve"> PAGEREF _Toc233786893 \h </w:instrText>
             </w:r>
             <w:r>
               <w:rPr>
@@ -2186,7 +2257,7 @@
                 <w:noProof/>
                 <w:webHidden/>
               </w:rPr>
-              <w:t>16</w:t>
+              <w:t>21</w:t>
             </w:r>
             <w:r>
               <w:rPr>
@@ -2210,7 +2281,7 @@
               <w14:ligatures w14:val="standardContextual"/>
             </w:rPr>
           </w:pPr>
-          <w:hyperlink w:anchor="_Toc233784249" w:history="1">
+          <w:hyperlink w:anchor="_Toc233786894" w:history="1">
             <w:r>
               <w:rPr>
                 <w:rStyle w:val="Hyperlink"/>
@@ -2237,7 +2308,7 @@
                 <w:noProof/>
                 <w:webHidden/>
               </w:rPr>
-              <w:instrText xml:space="preserve"> PAGEREF _Toc233784249 \h </w:instrText>
+              <w:instrText xml:space="preserve"> PAGEREF _Toc233786894 \h </w:instrText>
             </w:r>
             <w:r>
               <w:rPr>
@@ -2257,7 +2328,7 @@
                 <w:noProof/>
                 <w:webHidden/>
               </w:rPr>
-              <w:t>17</w:t>
+              <w:t>22</w:t>
             </w:r>
             <w:r>
               <w:rPr>
@@ -2281,7 +2352,7 @@
               <w14:ligatures w14:val="standardContextual"/>
             </w:rPr>
           </w:pPr>
-          <w:hyperlink w:anchor="_Toc233784250" w:history="1">
+          <w:hyperlink w:anchor="_Toc233786895" w:history="1">
             <w:r>
               <w:rPr>
                 <w:rStyle w:val="Hyperlink"/>
@@ -2308,7 +2379,7 @@
                 <w:noProof/>
                 <w:webHidden/>
               </w:rPr>
-              <w:instrText xml:space="preserve"> PAGEREF _Toc233784250 \h </w:instrText>
+              <w:instrText xml:space="preserve"> PAGEREF _Toc233786895 \h </w:instrText>
             </w:r>
             <w:r>
               <w:rPr>
@@ -2328,7 +2399,7 @@
                 <w:noProof/>
                 <w:webHidden/>
               </w:rPr>
-              <w:t>17</w:t>
+              <w:t>22</w:t>
             </w:r>
             <w:r>
               <w:rPr>
@@ -2352,13 +2423,13 @@
               <w14:ligatures w14:val="standardContextual"/>
             </w:rPr>
           </w:pPr>
-          <w:hyperlink w:anchor="_Toc233784251" w:history="1">
+          <w:hyperlink w:anchor="_Toc233786896" w:history="1">
             <w:r>
               <w:rPr>
                 <w:rStyle w:val="Hyperlink"/>
                 <w:noProof/>
               </w:rPr>
-              <w:t>8.4 Phase 4 — Continuous Monitoring (Months 6+)</w:t>
+              <w:t>8.4 Phase 4 — Continuous Monitoring and FedRAMP 20x Alignment (Months 6+)</w:t>
             </w:r>
             <w:r>
               <w:rPr>
@@ -2379,7 +2450,7 @@
                 <w:noProof/>
                 <w:webHidden/>
               </w:rPr>
-              <w:instrText xml:space="preserve"> PAGEREF _Toc233784251 \h </w:instrText>
+              <w:instrText xml:space="preserve"> PAGEREF _Toc233786896 \h </w:instrText>
             </w:r>
             <w:r>
               <w:rPr>
@@ -2399,7 +2470,7 @@
                 <w:noProof/>
                 <w:webHidden/>
               </w:rPr>
-              <w:t>17</w:t>
+              <w:t>22</w:t>
             </w:r>
             <w:r>
               <w:rPr>
@@ -2423,7 +2494,7 @@
               <w14:ligatures w14:val="standardContextual"/>
             </w:rPr>
           </w:pPr>
-          <w:hyperlink w:anchor="_Toc233784252" w:history="1">
+          <w:hyperlink w:anchor="_Toc233786897" w:history="1">
             <w:r>
               <w:rPr>
                 <w:rStyle w:val="Hyperlink"/>
@@ -2450,7 +2521,7 @@
                 <w:noProof/>
                 <w:webHidden/>
               </w:rPr>
-              <w:instrText xml:space="preserve"> PAGEREF _Toc233784252 \h </w:instrText>
+              <w:instrText xml:space="preserve"> PAGEREF _Toc233786897 \h </w:instrText>
             </w:r>
             <w:r>
               <w:rPr>
@@ -2470,7 +2541,7 @@
                 <w:noProof/>
                 <w:webHidden/>
               </w:rPr>
-              <w:t>17</w:t>
+              <w:t>23</w:t>
             </w:r>
             <w:r>
               <w:rPr>
@@ -2612,78 +2683,11 @@
         <w:pStyle w:val="Heading1"/>
       </w:pPr>
       <w:bookmarkStart w:id="0" w:name="the-n8nn-the-front-door-to-the-agency"/>
-      <w:bookmarkStart w:id="1" w:name="_Toc233784219"/>
+      <w:bookmarkStart w:id="1" w:name="_Toc233786863"/>
       <w:r>
         <w:t>1. The N8NN: The Front Door to the Agency</w:t>
       </w:r>
       <w:bookmarkEnd w:id="1"/>
-    </w:p>
-    <w:p>
-      <w:pPr>
-        <w:pStyle w:val="FirstParagraph"/>
-      </w:pPr>
-      <w:r>
-        <w:t>The N8NN is not a telephone feature. It is the primary channel through which citizens reach the agency. Every call that fails to connect, every conversation degraded by choppy audio, every dropped session during a complex transaction represents a citizen who did not receive the service the agency exists to provide.</w:t>
-      </w:r>
-    </w:p>
-    <w:p>
-      <w:pPr>
-        <w:pStyle w:val="BodyText"/>
-      </w:pPr>
-      <w:r>
-        <w:t>Behind the N8NN sits Amazon Connect processing calls on AWS commercial infrastructure, a network carrying voice from the platform to agents at field offices across fifty states, and agents whose ability to hear and be heard clearly is determined entirely by the network segment between their desk and the cloud. That segment — the agency’s own network — is where the problem lives and where the solution must be built.</w:t>
-      </w:r>
-    </w:p>
-    <w:p>
-      <w:pPr>
-        <w:pStyle w:val="BlockText"/>
-      </w:pPr>
-      <w:r>
-        <w:rPr>
-          <w:b/>
-          <w:bCs/>
-        </w:rPr>
-        <w:t>Why voice exposes network problems that other applications hide:</w:t>
-      </w:r>
-      <w:r>
-        <w:t xml:space="preserve"> </w:t>
-      </w:r>
-      <w:r>
-        <w:t>A web application with 200 ms of extra latency loads slowly. A file transfer with 2% packet loss retransmits and completes. A Teams meeting with moderate jitter buffers and recovers. A voice call with 200 ms of one-way delay is barely intelligible. A voice call with 2% packet loss has audible dropouts every few seconds. Voice does not hide network problems behind buffers and retransmissions. It makes them immediately, publicly audible — to the citizen, to the agent, and to the supervisor on quality monitori</w:t>
-      </w:r>
-      <w:r>
-        <w:t>ng.</w:t>
-      </w:r>
-      <w:r>
-        <w:t xml:space="preserve"> </w:t>
-      </w:r>
-      <w:r>
-        <w:rPr>
-          <w:b/>
-          <w:bCs/>
-        </w:rPr>
-        <w:t>That is why network modernization must begin with voice: voice is the canary.</w:t>
-      </w:r>
-    </w:p>
-    <w:p>
-      <w:pPr>
-        <w:pStyle w:val="Heading1"/>
-      </w:pPr>
-      <w:bookmarkStart w:id="2" w:name="Xca87ad3e66249f197630568f46fbf6f37ec629f"/>
-      <w:bookmarkStart w:id="3" w:name="_Toc233784220"/>
-      <w:bookmarkEnd w:id="0"/>
-      <w:r>
-        <w:t>2. The Physics of Voice: Standards With a Pass/Fail Threshold</w:t>
-      </w:r>
-      <w:bookmarkEnd w:id="3"/>
-    </w:p>
-    <w:p>
-      <w:pPr>
-        <w:pStyle w:val="FirstParagraph"/>
-      </w:pPr>
-      <w:r>
-        <w:t>Unlike most enterprise applications, voice quality has internationally standardized, measurable pass/fail thresholds that are not preferences or benchmarks but engineering specifications with a direct relationship to intelligibility.</w:t>
-      </w:r>
     </w:p>
     <w:p>
       <w:pPr>
@@ -2694,16 +2698,16 @@
           <w:noProof/>
         </w:rPr>
         <w:drawing>
-          <wp:inline distT="0" distB="0" distL="0" distR="0" wp14:anchorId="15F51DBA" wp14:editId="778235BE">
+          <wp:inline distT="0" distB="0" distL="0" distR="0" wp14:anchorId="75A52804" wp14:editId="5BFD1178">
             <wp:extent cx="5334000" cy="2844800"/>
             <wp:effectExtent l="0" t="0" r="0" b="0"/>
-            <wp:docPr id="11" name="Picture" descr="Voice Quality: MOS Scale and G.114 One-Way Delay Budget"/>
+            <wp:docPr id="10" name="Picture" descr="The N8NN Call Journey: From Citizen to Agent"/>
             <wp:cNvGraphicFramePr/>
             <a:graphic xmlns:a="http://schemas.openxmlformats.org/drawingml/2006/main">
               <a:graphicData uri="http://schemas.openxmlformats.org/drawingml/2006/picture">
                 <pic:pic xmlns:pic="http://schemas.openxmlformats.org/drawingml/2006/picture">
                   <pic:nvPicPr>
-                    <pic:cNvPr id="12" name="Picture" descr="figs/tc-fig-01-voice-quality.png"/>
+                    <pic:cNvPr id="11" name="Picture" descr="figs/tc-fig-07-citizen-journey.png"/>
                     <pic:cNvPicPr>
                       <a:picLocks noChangeAspect="1" noChangeArrowheads="1"/>
                     </pic:cNvPicPr>
@@ -2741,6 +2745,132 @@
         <w:pStyle w:val="ImageCaption"/>
       </w:pPr>
       <w:r>
+        <w:t>The N8NN Call Journey: From Citizen to Agent</w:t>
+      </w:r>
+    </w:p>
+    <w:p>
+      <w:pPr>
+        <w:pStyle w:val="BodyText"/>
+      </w:pPr>
+      <w:r>
+        <w:t>The N8NN is not a telephone feature. It is the primary channel through which citizens reach the agency. Every call that fails to connect, every conversation degraded by choppy audio, every dropped session during a complex transaction represents a citizen who did not receive the service the agency exists to provide.</w:t>
+      </w:r>
+    </w:p>
+    <w:p>
+      <w:pPr>
+        <w:pStyle w:val="BodyText"/>
+      </w:pPr>
+      <w:r>
+        <w:t>Behind the N8NN sits Amazon Connect processing calls on AWS commercial infrastructure, a network carrying voice from the platform to agents at field offices across fifty states, and agents whose ability to hear and be heard clearly is determined entirely by the network segment between their desk and the cloud. That segment — the agency’s own network — is where the problem lives and where the solution must be built.</w:t>
+      </w:r>
+    </w:p>
+    <w:p>
+      <w:pPr>
+        <w:pStyle w:val="BlockText"/>
+      </w:pPr>
+      <w:r>
+        <w:rPr>
+          <w:b/>
+          <w:bCs/>
+        </w:rPr>
+        <w:t>Why voice exposes network problems that other applications hide:</w:t>
+      </w:r>
+      <w:r>
+        <w:t xml:space="preserve"> </w:t>
+      </w:r>
+      <w:r>
+        <w:t>A web application with 200 ms of extra latency loads slowly. A file transfer with 2% packet loss retransmits and completes. A Teams meeting with moderate jitter buffers and recovers. A voice call with 200 ms of one-way delay is barely intelligible. A voice call with 2% packet loss has audible dropouts every few seconds. Voice does not hide network problems behind buffers and retransmissions. It makes them immediately, publicly audible — to the citizen, to the agent, and to the supervisor on quality monitori</w:t>
+      </w:r>
+      <w:r>
+        <w:t>ng.</w:t>
+      </w:r>
+      <w:r>
+        <w:t xml:space="preserve"> </w:t>
+      </w:r>
+      <w:r>
+        <w:rPr>
+          <w:b/>
+          <w:bCs/>
+        </w:rPr>
+        <w:t>That is why network modernization must begin with voice: voice is the canary.</w:t>
+      </w:r>
+    </w:p>
+    <w:p>
+      <w:pPr>
+        <w:pStyle w:val="Heading1"/>
+      </w:pPr>
+      <w:bookmarkStart w:id="2" w:name="Xca87ad3e66249f197630568f46fbf6f37ec629f"/>
+      <w:bookmarkStart w:id="3" w:name="_Toc233786864"/>
+      <w:bookmarkEnd w:id="0"/>
+      <w:r>
+        <w:t>2. The Physics of Voice: Standards With a Pass/Fail Threshold</w:t>
+      </w:r>
+      <w:bookmarkEnd w:id="3"/>
+    </w:p>
+    <w:p>
+      <w:pPr>
+        <w:pStyle w:val="FirstParagraph"/>
+      </w:pPr>
+      <w:r>
+        <w:t>Unlike most enterprise applications, voice quality has internationally standardized, measurable pass/fail thresholds that are not preferences or benchmarks but engineering specifications with a direct relationship to intelligibility.</w:t>
+      </w:r>
+    </w:p>
+    <w:p>
+      <w:pPr>
+        <w:pStyle w:val="CaptionedFigure"/>
+      </w:pPr>
+      <w:r>
+        <w:rPr>
+          <w:noProof/>
+        </w:rPr>
+        <w:drawing>
+          <wp:inline distT="0" distB="0" distL="0" distR="0" wp14:anchorId="169417B7" wp14:editId="4A5E8944">
+            <wp:extent cx="5334000" cy="2844800"/>
+            <wp:effectExtent l="0" t="0" r="0" b="0"/>
+            <wp:docPr id="14" name="Picture" descr="Voice Quality: MOS Scale and G.114 One-Way Delay Budget"/>
+            <wp:cNvGraphicFramePr/>
+            <a:graphic xmlns:a="http://schemas.openxmlformats.org/drawingml/2006/main">
+              <a:graphicData uri="http://schemas.openxmlformats.org/drawingml/2006/picture">
+                <pic:pic xmlns:pic="http://schemas.openxmlformats.org/drawingml/2006/picture">
+                  <pic:nvPicPr>
+                    <pic:cNvPr id="15" name="Picture" descr="figs/tc-fig-01-voice-quality.png"/>
+                    <pic:cNvPicPr>
+                      <a:picLocks noChangeAspect="1" noChangeArrowheads="1"/>
+                    </pic:cNvPicPr>
+                  </pic:nvPicPr>
+                  <pic:blipFill>
+                    <a:blip r:embed="rId6"/>
+                    <a:stretch>
+                      <a:fillRect/>
+                    </a:stretch>
+                  </pic:blipFill>
+                  <pic:spPr bwMode="auto">
+                    <a:xfrm>
+                      <a:off x="0" y="0"/>
+                      <a:ext cx="5334000" cy="2844800"/>
+                    </a:xfrm>
+                    <a:prstGeom prst="rect">
+                      <a:avLst/>
+                    </a:prstGeom>
+                    <a:noFill/>
+                    <a:ln w="9525">
+                      <a:noFill/>
+                      <a:headEnd/>
+                      <a:tailEnd/>
+                    </a:ln>
+                  </pic:spPr>
+                </pic:pic>
+              </a:graphicData>
+            </a:graphic>
+          </wp:inline>
+        </w:drawing>
+      </w:r>
+    </w:p>
+    <w:p>
+      <w:pPr>
+        <w:pStyle w:val="ImageCaption"/>
+      </w:pPr>
+      <w:r>
         <w:t>Voice Quality: MOS Scale and G.114 One-Way Delay Budget</w:t>
       </w:r>
     </w:p>
@@ -2749,7 +2879,7 @@
         <w:pStyle w:val="Heading2"/>
       </w:pPr>
       <w:bookmarkStart w:id="4" w:name="itu-t-g.114-the-one-way-delay-limit"/>
-      <w:bookmarkStart w:id="5" w:name="_Toc233784221"/>
+      <w:bookmarkStart w:id="5" w:name="_Toc233786865"/>
       <w:r>
         <w:t>2.1 ITU-T G.114: The One-Way Delay Limit</w:t>
       </w:r>
@@ -2796,7 +2926,7 @@
         <w:pStyle w:val="Heading2"/>
       </w:pPr>
       <w:bookmarkStart w:id="6" w:name="Xf57f72c6e8a3ffa36d8cca3ce9684e69654893e"/>
-      <w:bookmarkStart w:id="7" w:name="_Toc233784222"/>
+      <w:bookmarkStart w:id="7" w:name="_Toc233786866"/>
       <w:bookmarkEnd w:id="4"/>
       <w:r>
         <w:t>2.2 MOS and the E-Model: Quantifying Call Quality</w:t>
@@ -3556,7 +3686,7 @@
         <w:pStyle w:val="Heading2"/>
       </w:pPr>
       <w:bookmarkStart w:id="8" w:name="jitter-and-packet-loss"/>
-      <w:bookmarkStart w:id="9" w:name="_Toc233784223"/>
+      <w:bookmarkStart w:id="9" w:name="_Toc233786867"/>
       <w:bookmarkEnd w:id="6"/>
       <w:r>
         <w:t>2.3 Jitter and Packet Loss</w:t>
@@ -3565,7 +3695,66 @@
     </w:p>
     <w:p>
       <w:pPr>
-        <w:pStyle w:val="FirstParagraph"/>
+        <w:pStyle w:val="CaptionedFigure"/>
+      </w:pPr>
+      <w:r>
+        <w:rPr>
+          <w:noProof/>
+        </w:rPr>
+        <w:drawing>
+          <wp:inline distT="0" distB="0" distL="0" distR="0" wp14:anchorId="27C4E1FA" wp14:editId="471DF95B">
+            <wp:extent cx="5334000" cy="2726266"/>
+            <wp:effectExtent l="0" t="0" r="0" b="0"/>
+            <wp:docPr id="19" name="Picture" descr="Voice Packet Arrival: What Network Conditions Sound Like"/>
+            <wp:cNvGraphicFramePr/>
+            <a:graphic xmlns:a="http://schemas.openxmlformats.org/drawingml/2006/main">
+              <a:graphicData uri="http://schemas.openxmlformats.org/drawingml/2006/picture">
+                <pic:pic xmlns:pic="http://schemas.openxmlformats.org/drawingml/2006/picture">
+                  <pic:nvPicPr>
+                    <pic:cNvPr id="20" name="Picture" descr="figs/tc-fig-08-packet-jitter.png"/>
+                    <pic:cNvPicPr>
+                      <a:picLocks noChangeAspect="1" noChangeArrowheads="1"/>
+                    </pic:cNvPicPr>
+                  </pic:nvPicPr>
+                  <pic:blipFill>
+                    <a:blip r:embed="rId7"/>
+                    <a:stretch>
+                      <a:fillRect/>
+                    </a:stretch>
+                  </pic:blipFill>
+                  <pic:spPr bwMode="auto">
+                    <a:xfrm>
+                      <a:off x="0" y="0"/>
+                      <a:ext cx="5334000" cy="2726266"/>
+                    </a:xfrm>
+                    <a:prstGeom prst="rect">
+                      <a:avLst/>
+                    </a:prstGeom>
+                    <a:noFill/>
+                    <a:ln w="9525">
+                      <a:noFill/>
+                      <a:headEnd/>
+                      <a:tailEnd/>
+                    </a:ln>
+                  </pic:spPr>
+                </pic:pic>
+              </a:graphicData>
+            </a:graphic>
+          </wp:inline>
+        </w:drawing>
+      </w:r>
+    </w:p>
+    <w:p>
+      <w:pPr>
+        <w:pStyle w:val="ImageCaption"/>
+      </w:pPr>
+      <w:r>
+        <w:t>Voice Packet Arrival: What Network Conditions Sound Like</w:t>
+      </w:r>
+    </w:p>
+    <w:p>
+      <w:pPr>
+        <w:pStyle w:val="BodyText"/>
       </w:pPr>
       <w:r>
         <w:rPr>
@@ -3575,10 +3764,7 @@
         <w:t>Jitter</w:t>
       </w:r>
       <w:r>
-        <w:t xml:space="preserve"> </w:t>
-      </w:r>
-      <w:r>
-        <w:t>— the variance in packet arrival time — must stay below 30 ms. Jitter buffers compensate by holding packets briefly, but a buffer large enough to absorb 80 ms of variance adds 80 ms of delay, breaching the G.114 ceiling. You can absorb jitter or meet the delay budget; a jittery network forces the choice.</w:t>
+        <w:t xml:space="preserve"> — the variance in packet arrival time — must stay below 30 ms. Jitter buffers compensate by holding packets briefly, but a buffer large enough to absorb 80 ms of variance adds 80 ms of delay, breaching the G.114 ceiling. You can absorb jitter or meet the delay budget; a jittery network forces the choice.</w:t>
       </w:r>
     </w:p>
     <w:p>
@@ -3604,7 +3790,7 @@
         <w:pStyle w:val="Heading1"/>
       </w:pPr>
       <w:bookmarkStart w:id="10" w:name="Xe69dcf64720bd173cbba48f84c4f0f805c11880"/>
-      <w:bookmarkStart w:id="11" w:name="_Toc233784224"/>
+      <w:bookmarkStart w:id="11" w:name="_Toc233786868"/>
       <w:bookmarkEnd w:id="2"/>
       <w:bookmarkEnd w:id="8"/>
       <w:r>
@@ -3617,7 +3803,7 @@
         <w:pStyle w:val="Heading2"/>
       </w:pPr>
       <w:bookmarkStart w:id="12" w:name="platform-overview"/>
-      <w:bookmarkStart w:id="13" w:name="_Toc233784225"/>
+      <w:bookmarkStart w:id="13" w:name="_Toc233786869"/>
       <w:r>
         <w:t>3.1 Platform Overview</w:t>
       </w:r>
@@ -3633,10 +3819,69 @@
     </w:p>
     <w:p>
       <w:pPr>
+        <w:pStyle w:val="CaptionedFigure"/>
+      </w:pPr>
+      <w:r>
+        <w:rPr>
+          <w:noProof/>
+        </w:rPr>
+        <w:drawing>
+          <wp:inline distT="0" distB="0" distL="0" distR="0" wp14:anchorId="63F3E11D" wp14:editId="1E0FF333">
+            <wp:extent cx="5334000" cy="2844800"/>
+            <wp:effectExtent l="0" t="0" r="0" b="0"/>
+            <wp:docPr id="24" name="Picture" descr="Amazon Connect: AWS GovCloud .us vs. AWS Commercial .com — The Authorized Exception"/>
+            <wp:cNvGraphicFramePr/>
+            <a:graphic xmlns:a="http://schemas.openxmlformats.org/drawingml/2006/main">
+              <a:graphicData uri="http://schemas.openxmlformats.org/drawingml/2006/picture">
+                <pic:pic xmlns:pic="http://schemas.openxmlformats.org/drawingml/2006/picture">
+                  <pic:nvPicPr>
+                    <pic:cNvPr id="25" name="Picture" descr="figs/tc-fig-09-aws-exception.png"/>
+                    <pic:cNvPicPr>
+                      <a:picLocks noChangeAspect="1" noChangeArrowheads="1"/>
+                    </pic:cNvPicPr>
+                  </pic:nvPicPr>
+                  <pic:blipFill>
+                    <a:blip r:embed="rId8"/>
+                    <a:stretch>
+                      <a:fillRect/>
+                    </a:stretch>
+                  </pic:blipFill>
+                  <pic:spPr bwMode="auto">
+                    <a:xfrm>
+                      <a:off x="0" y="0"/>
+                      <a:ext cx="5334000" cy="2844800"/>
+                    </a:xfrm>
+                    <a:prstGeom prst="rect">
+                      <a:avLst/>
+                    </a:prstGeom>
+                    <a:noFill/>
+                    <a:ln w="9525">
+                      <a:noFill/>
+                      <a:headEnd/>
+                      <a:tailEnd/>
+                    </a:ln>
+                  </pic:spPr>
+                </pic:pic>
+              </a:graphicData>
+            </a:graphic>
+          </wp:inline>
+        </w:drawing>
+      </w:r>
+    </w:p>
+    <w:p>
+      <w:pPr>
+        <w:pStyle w:val="ImageCaption"/>
+      </w:pPr>
+      <w:r>
+        <w:t>Amazon Connect: AWS GovCloud .us vs. AWS Commercial .com — The Authorized Exception</w:t>
+      </w:r>
+    </w:p>
+    <w:p>
+      <w:pPr>
         <w:pStyle w:val="Heading2"/>
       </w:pPr>
       <w:bookmarkStart w:id="14" w:name="X57dc57e6d8d433f201474365cce1ca7682cef30"/>
-      <w:bookmarkStart w:id="15" w:name="_Toc233784226"/>
+      <w:bookmarkStart w:id="15" w:name="_Toc233786870"/>
       <w:bookmarkEnd w:id="12"/>
       <w:r>
         <w:t>3.2 The .us vs. .com Decision and the Authorized Exception</w:t>
@@ -4053,7 +4298,10 @@
         <w:t>AI-assisted contact center capabilities:</w:t>
       </w:r>
       <w:r>
-        <w:t xml:space="preserve"> Contact Lens (real-time speech transcription, sentiment analysis, supervisor alerting) and Amazon Q agent assist availability lagged .us at time of evaluation.</w:t>
+        <w:t xml:space="preserve"> </w:t>
+      </w:r>
+      <w:r>
+        <w:t>Contact Lens (real-time speech transcription, sentiment analysis, supervisor alerting) and Amazon Q agent assist availability lagged .us at time of evaluation.</w:t>
       </w:r>
     </w:p>
     <w:p>
@@ -4072,10 +4320,7 @@
         <w:t>Third-party integration ecosystem:</w:t>
       </w:r>
       <w:r>
-        <w:t xml:space="preserve"> </w:t>
-      </w:r>
-      <w:r>
-        <w:t>AWS Marketplace integrations for CRM connectors, workforce management, and reporting were predominantly certified for commercial Connect.</w:t>
+        <w:t xml:space="preserve"> AWS Marketplace integrations for CRM connectors, workforce management, and reporting were predominantly certified for commercial Connect.</w:t>
       </w:r>
     </w:p>
     <w:p>
@@ -4109,10 +4354,7 @@
         <w:t>Current evaluation required before any new agency deployment.</w:t>
       </w:r>
       <w:r>
-        <w:t xml:space="preserve"> </w:t>
-      </w:r>
-      <w:r>
-        <w:t xml:space="preserve">AWS continuously updates its .us infrastructure. The capability gaps identified at the time of this agency’s evaluation may have closed. Any agency evaluating Amazon Connect for a new deployment </w:t>
+        <w:t xml:space="preserve"> AWS continuously updates its .us infrastructure. The capability gaps identified at the time of this agency’s evaluation may have closed. Any agency evaluating Amazon Connect for a new deployment </w:t>
       </w:r>
       <w:r>
         <w:rPr>
@@ -4130,7 +4372,7 @@
         <w:pStyle w:val="Heading2"/>
       </w:pPr>
       <w:bookmarkStart w:id="16" w:name="Xde52b6885aeff57b147d7451abbc6886e45847a"/>
-      <w:bookmarkStart w:id="17" w:name="_Toc233784227"/>
+      <w:bookmarkStart w:id="17" w:name="_Toc233786871"/>
       <w:bookmarkEnd w:id="14"/>
       <w:r>
         <w:t>3.3 What the .com Exception Means Structurally</w:t>
@@ -4158,7 +4400,7 @@
         <w:pStyle w:val="Heading2"/>
       </w:pPr>
       <w:bookmarkStart w:id="18" w:name="the-call-path-from-citizen-to-agent"/>
-      <w:bookmarkStart w:id="19" w:name="_Toc233784228"/>
+      <w:bookmarkStart w:id="19" w:name="_Toc233786872"/>
       <w:bookmarkEnd w:id="16"/>
       <w:r>
         <w:t>3.4 The Call Path: From Citizen to Agent</w:t>
@@ -4238,7 +4480,7 @@
         <w:pStyle w:val="Heading2"/>
       </w:pPr>
       <w:bookmarkStart w:id="20" w:name="the-mpls-hairpin-applied-to-the-n8nn"/>
-      <w:bookmarkStart w:id="21" w:name="_Toc233784229"/>
+      <w:bookmarkStart w:id="21" w:name="_Toc233786873"/>
       <w:bookmarkEnd w:id="18"/>
       <w:r>
         <w:t>3.5 The MPLS Hairpin Applied to the N8NN</w:t>
@@ -4254,22 +4496,22 @@
           <w:noProof/>
         </w:rPr>
         <w:drawing>
-          <wp:inline distT="0" distB="0" distL="0" distR="0" wp14:anchorId="5954BDAC" wp14:editId="22FD4EDF">
+          <wp:inline distT="0" distB="0" distL="0" distR="0" wp14:anchorId="64F1A0F3" wp14:editId="24B877AD">
             <wp:extent cx="5334000" cy="2933700"/>
             <wp:effectExtent l="0" t="0" r="0" b="0"/>
-            <wp:docPr id="22" name="Picture" descr="MPLS Hairpin vs. Local Breakout: Before and After"/>
+            <wp:docPr id="31" name="Picture" descr="MPLS Hairpin vs. Local Breakout: Before and After"/>
             <wp:cNvGraphicFramePr/>
             <a:graphic xmlns:a="http://schemas.openxmlformats.org/drawingml/2006/main">
               <a:graphicData uri="http://schemas.openxmlformats.org/drawingml/2006/picture">
                 <pic:pic xmlns:pic="http://schemas.openxmlformats.org/drawingml/2006/picture">
                   <pic:nvPicPr>
-                    <pic:cNvPr id="23" name="Picture" descr="figs/tc-fig-02-mpls-vs-breakout.png"/>
+                    <pic:cNvPr id="32" name="Picture" descr="figs/tc-fig-02-mpls-vs-breakout.png"/>
                     <pic:cNvPicPr>
                       <a:picLocks noChangeAspect="1" noChangeArrowheads="1"/>
                     </pic:cNvPicPr>
                   </pic:nvPicPr>
                   <pic:blipFill>
-                    <a:blip r:embed="rId6"/>
+                    <a:blip r:embed="rId9"/>
                     <a:stretch>
                       <a:fillRect/>
                     </a:stretch>
@@ -4372,10 +4614,69 @@
     </w:p>
     <w:p>
       <w:pPr>
+        <w:pStyle w:val="CaptionedFigure"/>
+      </w:pPr>
+      <w:r>
+        <w:rPr>
+          <w:noProof/>
+        </w:rPr>
+        <w:drawing>
+          <wp:inline distT="0" distB="0" distL="0" distR="0" wp14:anchorId="53D3E2D1" wp14:editId="02B143E5">
+            <wp:extent cx="5334000" cy="2726266"/>
+            <wp:effectExtent l="0" t="0" r="0" b="0"/>
+            <wp:docPr id="34" name="Picture" descr="WebRTC Voice Path: DSCP EF from Agent Desktop to Amazon Connect"/>
+            <wp:cNvGraphicFramePr/>
+            <a:graphic xmlns:a="http://schemas.openxmlformats.org/drawingml/2006/main">
+              <a:graphicData uri="http://schemas.openxmlformats.org/drawingml/2006/picture">
+                <pic:pic xmlns:pic="http://schemas.openxmlformats.org/drawingml/2006/picture">
+                  <pic:nvPicPr>
+                    <pic:cNvPr id="35" name="Picture" descr="figs/tc-fig-10-webrtc-path.png"/>
+                    <pic:cNvPicPr>
+                      <a:picLocks noChangeAspect="1" noChangeArrowheads="1"/>
+                    </pic:cNvPicPr>
+                  </pic:nvPicPr>
+                  <pic:blipFill>
+                    <a:blip r:embed="rId10"/>
+                    <a:stretch>
+                      <a:fillRect/>
+                    </a:stretch>
+                  </pic:blipFill>
+                  <pic:spPr bwMode="auto">
+                    <a:xfrm>
+                      <a:off x="0" y="0"/>
+                      <a:ext cx="5334000" cy="2726266"/>
+                    </a:xfrm>
+                    <a:prstGeom prst="rect">
+                      <a:avLst/>
+                    </a:prstGeom>
+                    <a:noFill/>
+                    <a:ln w="9525">
+                      <a:noFill/>
+                      <a:headEnd/>
+                      <a:tailEnd/>
+                    </a:ln>
+                  </pic:spPr>
+                </pic:pic>
+              </a:graphicData>
+            </a:graphic>
+          </wp:inline>
+        </w:drawing>
+      </w:r>
+    </w:p>
+    <w:p>
+      <w:pPr>
+        <w:pStyle w:val="ImageCaption"/>
+      </w:pPr>
+      <w:r>
+        <w:t>WebRTC Voice Path: DSCP EF from Agent Desktop to Amazon Connect</w:t>
+      </w:r>
+    </w:p>
+    <w:p>
+      <w:pPr>
         <w:pStyle w:val="Heading2"/>
       </w:pPr>
       <w:bookmarkStart w:id="22" w:name="webrtc-network-requirements"/>
-      <w:bookmarkStart w:id="23" w:name="_Toc233784230"/>
+      <w:bookmarkStart w:id="23" w:name="_Toc233786874"/>
       <w:bookmarkEnd w:id="20"/>
       <w:r>
         <w:t>3.6 WebRTC Network Requirements</w:t>
@@ -5210,7 +5511,7 @@
         <w:pStyle w:val="Heading2"/>
       </w:pPr>
       <w:bookmarkStart w:id="24" w:name="Xbed96861338ac2e20a810f098fa52474470f4ce"/>
-      <w:bookmarkStart w:id="25" w:name="_Toc233784231"/>
+      <w:bookmarkStart w:id="25" w:name="_Toc233786875"/>
       <w:bookmarkEnd w:id="22"/>
       <w:r>
         <w:t>3.7 Asymmetric Routing: The Session Killer Latency Does Not Explain</w:t>
@@ -5219,7 +5520,66 @@
     </w:p>
     <w:p>
       <w:pPr>
-        <w:pStyle w:val="FirstParagraph"/>
+        <w:pStyle w:val="CaptionedFigure"/>
+      </w:pPr>
+      <w:r>
+        <w:rPr>
+          <w:noProof/>
+        </w:rPr>
+        <w:drawing>
+          <wp:inline distT="0" distB="0" distL="0" distR="0" wp14:anchorId="6586651B" wp14:editId="6FE1B07F">
+            <wp:extent cx="5334000" cy="2844800"/>
+            <wp:effectExtent l="0" t="0" r="0" b="0"/>
+            <wp:docPr id="39" name="Picture" descr="Asymmetric Routing: The Session Killer That Looks Like Configuration Error"/>
+            <wp:cNvGraphicFramePr/>
+            <a:graphic xmlns:a="http://schemas.openxmlformats.org/drawingml/2006/main">
+              <a:graphicData uri="http://schemas.openxmlformats.org/drawingml/2006/picture">
+                <pic:pic xmlns:pic="http://schemas.openxmlformats.org/drawingml/2006/picture">
+                  <pic:nvPicPr>
+                    <pic:cNvPr id="40" name="Picture" descr="figs/tc-fig-11-asymmetric-routing.png"/>
+                    <pic:cNvPicPr>
+                      <a:picLocks noChangeAspect="1" noChangeArrowheads="1"/>
+                    </pic:cNvPicPr>
+                  </pic:nvPicPr>
+                  <pic:blipFill>
+                    <a:blip r:embed="rId11"/>
+                    <a:stretch>
+                      <a:fillRect/>
+                    </a:stretch>
+                  </pic:blipFill>
+                  <pic:spPr bwMode="auto">
+                    <a:xfrm>
+                      <a:off x="0" y="0"/>
+                      <a:ext cx="5334000" cy="2844800"/>
+                    </a:xfrm>
+                    <a:prstGeom prst="rect">
+                      <a:avLst/>
+                    </a:prstGeom>
+                    <a:noFill/>
+                    <a:ln w="9525">
+                      <a:noFill/>
+                      <a:headEnd/>
+                      <a:tailEnd/>
+                    </a:ln>
+                  </pic:spPr>
+                </pic:pic>
+              </a:graphicData>
+            </a:graphic>
+          </wp:inline>
+        </w:drawing>
+      </w:r>
+    </w:p>
+    <w:p>
+      <w:pPr>
+        <w:pStyle w:val="ImageCaption"/>
+      </w:pPr>
+      <w:r>
+        <w:t>Asymmetric Routing: The Session Killer That Looks Like Configuration Error</w:t>
+      </w:r>
+    </w:p>
+    <w:p>
+      <w:pPr>
+        <w:pStyle w:val="BodyText"/>
       </w:pPr>
       <w:r>
         <w:t>Asymmetric routing occurs when the outbound path of a session (client to server) and the return path (server to client) traverse different physical or logical routes through stateful network devices. A stateful firewall maintains a session table. When the SYN for a TCP connection passes through Firewall A, Firewall A creates an entry expecting the SYN-ACK to return through it. If the SYN-ACK returns via a different path through Firewall B, Firewall B drops it as unsolicited.</w:t>
@@ -5281,7 +5641,7 @@
         <w:pStyle w:val="Heading1"/>
       </w:pPr>
       <w:bookmarkStart w:id="26" w:name="X839c1c655003bd3897e8b5851a50b9508e76f4d"/>
-      <w:bookmarkStart w:id="27" w:name="_Toc233784232"/>
+      <w:bookmarkStart w:id="27" w:name="_Toc233786876"/>
       <w:bookmarkEnd w:id="10"/>
       <w:bookmarkEnd w:id="24"/>
       <w:r>
@@ -5294,7 +5654,7 @@
         <w:pStyle w:val="Heading2"/>
       </w:pPr>
       <w:bookmarkStart w:id="28" w:name="what-teams-phone-is"/>
-      <w:bookmarkStart w:id="29" w:name="_Toc233784233"/>
+      <w:bookmarkStart w:id="29" w:name="_Toc233786877"/>
       <w:r>
         <w:t>4.1 What Teams Phone Is</w:t>
       </w:r>
@@ -5328,7 +5688,7 @@
         <w:pStyle w:val="Heading2"/>
       </w:pPr>
       <w:bookmarkStart w:id="30" w:name="X6ece0fcf0855462989a3ddd91807ca0d93f5e19"/>
-      <w:bookmarkStart w:id="31" w:name="_Toc233784234"/>
+      <w:bookmarkStart w:id="31" w:name="_Toc233786878"/>
       <w:bookmarkEnd w:id="28"/>
       <w:r>
         <w:t>4.2 PSTN Connectivity: Direct Routing and the SBC</w:t>
@@ -5429,7 +5789,7 @@
         <w:pStyle w:val="Heading2"/>
       </w:pPr>
       <w:bookmarkStart w:id="32" w:name="e911-federal-legal-requirements"/>
-      <w:bookmarkStart w:id="33" w:name="_Toc233784235"/>
+      <w:bookmarkStart w:id="33" w:name="_Toc233786879"/>
       <w:bookmarkEnd w:id="30"/>
       <w:r>
         <w:t>4.3 E911: Federal Legal Requirements</w:t>
@@ -5445,22 +5805,22 @@
           <w:noProof/>
         </w:rPr>
         <w:drawing>
-          <wp:inline distT="0" distB="0" distL="0" distR="0" wp14:anchorId="6AC77D40" wp14:editId="021D01F4">
+          <wp:inline distT="0" distB="0" distL="0" distR="0" wp14:anchorId="403CFA5D" wp14:editId="7E5D8FEF">
             <wp:extent cx="5334000" cy="2755900"/>
             <wp:effectExtent l="0" t="0" r="0" b="0"/>
-            <wp:docPr id="31" name="Picture" descr="E911 Compliance and Teams Phone GCC Boundary"/>
+            <wp:docPr id="46" name="Picture" descr="E911 Compliance and Teams Phone GCC Boundary"/>
             <wp:cNvGraphicFramePr/>
             <a:graphic xmlns:a="http://schemas.openxmlformats.org/drawingml/2006/main">
               <a:graphicData uri="http://schemas.openxmlformats.org/drawingml/2006/picture">
                 <pic:pic xmlns:pic="http://schemas.openxmlformats.org/drawingml/2006/picture">
                   <pic:nvPicPr>
-                    <pic:cNvPr id="32" name="Picture" descr="figs/tc-fig-06-e911-boundary.png"/>
+                    <pic:cNvPr id="47" name="Picture" descr="figs/tc-fig-06-e911-boundary.png"/>
                     <pic:cNvPicPr>
                       <a:picLocks noChangeAspect="1" noChangeArrowheads="1"/>
                     </pic:cNvPicPr>
                   </pic:nvPicPr>
                   <pic:blipFill>
-                    <a:blip r:embed="rId7"/>
+                    <a:blip r:embed="rId12"/>
                     <a:stretch>
                       <a:fillRect/>
                     </a:stretch>
@@ -5559,10 +5919,69 @@
     </w:p>
     <w:p>
       <w:pPr>
+        <w:pStyle w:val="CaptionedFigure"/>
+      </w:pPr>
+      <w:r>
+        <w:rPr>
+          <w:noProof/>
+        </w:rPr>
+        <w:drawing>
+          <wp:inline distT="0" distB="0" distL="0" distR="0" wp14:anchorId="6667AEF8" wp14:editId="32B056B5">
+            <wp:extent cx="5334000" cy="2726266"/>
+            <wp:effectExtent l="0" t="0" r="0" b="0"/>
+            <wp:docPr id="49" name="Picture" descr="Legacy PBX to Teams Phone GCC: Platform Modernization"/>
+            <wp:cNvGraphicFramePr/>
+            <a:graphic xmlns:a="http://schemas.openxmlformats.org/drawingml/2006/main">
+              <a:graphicData uri="http://schemas.openxmlformats.org/drawingml/2006/picture">
+                <pic:pic xmlns:pic="http://schemas.openxmlformats.org/drawingml/2006/picture">
+                  <pic:nvPicPr>
+                    <pic:cNvPr id="50" name="Picture" descr="figs/tc-fig-12-pbx-migration.png"/>
+                    <pic:cNvPicPr>
+                      <a:picLocks noChangeAspect="1" noChangeArrowheads="1"/>
+                    </pic:cNvPicPr>
+                  </pic:nvPicPr>
+                  <pic:blipFill>
+                    <a:blip r:embed="rId13"/>
+                    <a:stretch>
+                      <a:fillRect/>
+                    </a:stretch>
+                  </pic:blipFill>
+                  <pic:spPr bwMode="auto">
+                    <a:xfrm>
+                      <a:off x="0" y="0"/>
+                      <a:ext cx="5334000" cy="2726266"/>
+                    </a:xfrm>
+                    <a:prstGeom prst="rect">
+                      <a:avLst/>
+                    </a:prstGeom>
+                    <a:noFill/>
+                    <a:ln w="9525">
+                      <a:noFill/>
+                      <a:headEnd/>
+                      <a:tailEnd/>
+                    </a:ln>
+                  </pic:spPr>
+                </pic:pic>
+              </a:graphicData>
+            </a:graphic>
+          </wp:inline>
+        </w:drawing>
+      </w:r>
+    </w:p>
+    <w:p>
+      <w:pPr>
+        <w:pStyle w:val="ImageCaption"/>
+      </w:pPr>
+      <w:r>
+        <w:t>Legacy PBX to Teams Phone GCC: Platform Modernization</w:t>
+      </w:r>
+    </w:p>
+    <w:p>
+      <w:pPr>
         <w:pStyle w:val="Heading2"/>
       </w:pPr>
       <w:bookmarkStart w:id="34" w:name="Xc6d6f0f9ab976088fca5f667c98e6f2686f49b2"/>
-      <w:bookmarkStart w:id="35" w:name="_Toc233784236"/>
+      <w:bookmarkStart w:id="35" w:name="_Toc233786880"/>
       <w:bookmarkEnd w:id="32"/>
       <w:r>
         <w:t>4.4 Legacy PBX Migration: Number Porting and Transition</w:t>
@@ -5637,7 +6056,7 @@
         <w:pStyle w:val="Heading1"/>
       </w:pPr>
       <w:bookmarkStart w:id="36" w:name="one-investment-two-platforms"/>
-      <w:bookmarkStart w:id="37" w:name="_Toc233784237"/>
+      <w:bookmarkStart w:id="37" w:name="_Toc233786881"/>
       <w:bookmarkEnd w:id="26"/>
       <w:bookmarkEnd w:id="34"/>
       <w:r>
@@ -5650,7 +6069,7 @@
         <w:pStyle w:val="Heading2"/>
       </w:pPr>
       <w:bookmarkStart w:id="38" w:name="the-architecture-both-platforms-require"/>
-      <w:bookmarkStart w:id="39" w:name="_Toc233784238"/>
+      <w:bookmarkStart w:id="39" w:name="_Toc233786882"/>
       <w:r>
         <w:t>5.1 The Architecture Both Platforms Require</w:t>
       </w:r>
@@ -5665,22 +6084,22 @@
           <w:noProof/>
         </w:rPr>
         <w:drawing>
-          <wp:inline distT="0" distB="0" distL="0" distR="0" wp14:anchorId="2DE0B14D" wp14:editId="1FFEB1A4">
+          <wp:inline distT="0" distB="0" distL="0" distR="0" wp14:anchorId="31FB25D6" wp14:editId="0AE7528B">
             <wp:extent cx="5334000" cy="3022600"/>
             <wp:effectExtent l="0" t="0" r="0" b="0"/>
-            <wp:docPr id="37" name="Picture" descr="One SD-WAN Investment: Two Voice Platforms"/>
+            <wp:docPr id="55" name="Picture" descr="One SD-WAN Investment: Two Voice Platforms"/>
             <wp:cNvGraphicFramePr/>
             <a:graphic xmlns:a="http://schemas.openxmlformats.org/drawingml/2006/main">
               <a:graphicData uri="http://schemas.openxmlformats.org/drawingml/2006/picture">
                 <pic:pic xmlns:pic="http://schemas.openxmlformats.org/drawingml/2006/picture">
                   <pic:nvPicPr>
-                    <pic:cNvPr id="38" name="Picture" descr="figs/tc-fig-03-dual-platform-hub.png"/>
+                    <pic:cNvPr id="56" name="Picture" descr="figs/tc-fig-03-dual-platform-hub.png"/>
                     <pic:cNvPicPr>
                       <a:picLocks noChangeAspect="1" noChangeArrowheads="1"/>
                     </pic:cNvPicPr>
                   </pic:nvPicPr>
                   <pic:blipFill>
-                    <a:blip r:embed="rId8"/>
+                    <a:blip r:embed="rId14"/>
                     <a:stretch>
                       <a:fillRect/>
                     </a:stretch>
@@ -5731,7 +6150,7 @@
         <w:pStyle w:val="Heading2"/>
       </w:pPr>
       <w:bookmarkStart w:id="40" w:name="X119a6ef9ab3643d048ae2abef2403893680628b"/>
-      <w:bookmarkStart w:id="41" w:name="_Toc233784239"/>
+      <w:bookmarkStart w:id="41" w:name="_Toc233786883"/>
       <w:bookmarkEnd w:id="38"/>
       <w:r>
         <w:t>5.2 The Hybrid Agent: Two Simultaneous DSCP EF Streams</w:t>
@@ -5747,22 +6166,22 @@
           <w:noProof/>
         </w:rPr>
         <w:drawing>
-          <wp:inline distT="0" distB="0" distL="0" distR="0" wp14:anchorId="08F1A2D2" wp14:editId="38FFF548">
+          <wp:inline distT="0" distB="0" distL="0" distR="0" wp14:anchorId="67566321" wp14:editId="7825D183">
             <wp:extent cx="5334000" cy="2755900"/>
             <wp:effectExtent l="0" t="0" r="0" b="0"/>
-            <wp:docPr id="41" name="Picture" descr="Hybrid Agent: Dual Concurrent Voice Streams"/>
+            <wp:docPr id="59" name="Picture" descr="Hybrid Agent: Dual Concurrent Voice Streams"/>
             <wp:cNvGraphicFramePr/>
             <a:graphic xmlns:a="http://schemas.openxmlformats.org/drawingml/2006/main">
               <a:graphicData uri="http://schemas.openxmlformats.org/drawingml/2006/picture">
                 <pic:pic xmlns:pic="http://schemas.openxmlformats.org/drawingml/2006/picture">
                   <pic:nvPicPr>
-                    <pic:cNvPr id="42" name="Picture" descr="figs/tc-fig-04-hybrid-agent.png"/>
+                    <pic:cNvPr id="60" name="Picture" descr="figs/tc-fig-04-hybrid-agent.png"/>
                     <pic:cNvPicPr>
                       <a:picLocks noChangeAspect="1" noChangeArrowheads="1"/>
                     </pic:cNvPicPr>
                   </pic:nvPicPr>
                   <pic:blipFill>
-                    <a:blip r:embed="rId9"/>
+                    <a:blip r:embed="rId15"/>
                     <a:stretch>
                       <a:fillRect/>
                     </a:stretch>
@@ -5830,7 +6249,7 @@
         <w:pStyle w:val="Heading3"/>
       </w:pPr>
       <w:bookmarkStart w:id="42" w:name="headset-and-browser-configuration"/>
-      <w:bookmarkStart w:id="43" w:name="_Toc233784240"/>
+      <w:bookmarkStart w:id="43" w:name="_Toc233786884"/>
       <w:r>
         <w:t>5.2.1 Headset and Browser Configuration</w:t>
       </w:r>
@@ -5874,7 +6293,7 @@
         <w:pStyle w:val="Heading2"/>
       </w:pPr>
       <w:bookmarkStart w:id="44" w:name="Xd43b70dd148dff0e4376593b87afb1af30bd473"/>
-      <w:bookmarkStart w:id="45" w:name="_Toc233784241"/>
+      <w:bookmarkStart w:id="45" w:name="_Toc233786885"/>
       <w:bookmarkEnd w:id="40"/>
       <w:bookmarkEnd w:id="42"/>
       <w:r>
@@ -5952,7 +6371,7 @@
         <w:pStyle w:val="Heading1"/>
       </w:pPr>
       <w:bookmarkStart w:id="46" w:name="X50c43ddecf199ebf91917431a313350dc266772"/>
-      <w:bookmarkStart w:id="47" w:name="_Toc233784242"/>
+      <w:bookmarkStart w:id="47" w:name="_Toc233786886"/>
       <w:bookmarkEnd w:id="36"/>
       <w:bookmarkEnd w:id="44"/>
       <w:r>
@@ -5969,22 +6388,22 @@
           <w:noProof/>
         </w:rPr>
         <w:drawing>
-          <wp:inline distT="0" distB="0" distL="0" distR="0" wp14:anchorId="4E719E53" wp14:editId="77D3C7D1">
+          <wp:inline distT="0" distB="0" distL="0" distR="0" wp14:anchorId="5DE37757" wp14:editId="7A661C0B">
             <wp:extent cx="5334000" cy="2933700"/>
             <wp:effectExtent l="0" t="0" r="0" b="0"/>
-            <wp:docPr id="48" name="Picture" descr="DIA Enables — SASE Achieves: NIST Control Stack"/>
+            <wp:docPr id="66" name="Picture" descr="DIA Enables — SASE Achieves: NIST Control Stack"/>
             <wp:cNvGraphicFramePr/>
             <a:graphic xmlns:a="http://schemas.openxmlformats.org/drawingml/2006/main">
               <a:graphicData uri="http://schemas.openxmlformats.org/drawingml/2006/picture">
                 <pic:pic xmlns:pic="http://schemas.openxmlformats.org/drawingml/2006/picture">
                   <pic:nvPicPr>
-                    <pic:cNvPr id="49" name="Picture" descr="figs/tc-fig-05-sase-stack.png"/>
+                    <pic:cNvPr id="67" name="Picture" descr="figs/tc-fig-05-sase-stack.png"/>
                     <pic:cNvPicPr>
                       <a:picLocks noChangeAspect="1" noChangeArrowheads="1"/>
                     </pic:cNvPicPr>
                   </pic:nvPicPr>
                   <pic:blipFill>
-                    <a:blip r:embed="rId10"/>
+                    <a:blip r:embed="rId16"/>
                     <a:stretch>
                       <a:fillRect/>
                     </a:stretch>
@@ -6784,7 +7203,7 @@
         <w:pStyle w:val="Heading1"/>
       </w:pPr>
       <w:bookmarkStart w:id="48" w:name="Xdff915852ecfb7099a0dce077831b9d7635e7fa"/>
-      <w:bookmarkStart w:id="49" w:name="_Toc233784243"/>
+      <w:bookmarkStart w:id="49" w:name="_Toc233786887"/>
       <w:bookmarkEnd w:id="46"/>
       <w:r>
         <w:t>7. FedRAMP Boundary Considerations for Telecommunications</w:t>
@@ -6793,12 +7212,71 @@
     </w:p>
     <w:p>
       <w:pPr>
+        <w:pStyle w:val="CaptionedFigure"/>
+      </w:pPr>
+      <w:r>
+        <w:rPr>
+          <w:noProof/>
+        </w:rPr>
+        <w:drawing>
+          <wp:inline distT="0" distB="0" distL="0" distR="0" wp14:anchorId="3A4ED13A" wp14:editId="7CBD6207">
+            <wp:extent cx="5334000" cy="2726266"/>
+            <wp:effectExtent l="0" t="0" r="0" b="0"/>
+            <wp:docPr id="70" name="Picture" descr="FedRAMP 20x Consolidated Rules: Telecommunications Implications"/>
+            <wp:cNvGraphicFramePr/>
+            <a:graphic xmlns:a="http://schemas.openxmlformats.org/drawingml/2006/main">
+              <a:graphicData uri="http://schemas.openxmlformats.org/drawingml/2006/picture">
+                <pic:pic xmlns:pic="http://schemas.openxmlformats.org/drawingml/2006/picture">
+                  <pic:nvPicPr>
+                    <pic:cNvPr id="71" name="Picture" descr="figs/tc-fig-13-fedramp-20x-telecom.png"/>
+                    <pic:cNvPicPr>
+                      <a:picLocks noChangeAspect="1" noChangeArrowheads="1"/>
+                    </pic:cNvPicPr>
+                  </pic:nvPicPr>
+                  <pic:blipFill>
+                    <a:blip r:embed="rId17"/>
+                    <a:stretch>
+                      <a:fillRect/>
+                    </a:stretch>
+                  </pic:blipFill>
+                  <pic:spPr bwMode="auto">
+                    <a:xfrm>
+                      <a:off x="0" y="0"/>
+                      <a:ext cx="5334000" cy="2726266"/>
+                    </a:xfrm>
+                    <a:prstGeom prst="rect">
+                      <a:avLst/>
+                    </a:prstGeom>
+                    <a:noFill/>
+                    <a:ln w="9525">
+                      <a:noFill/>
+                      <a:headEnd/>
+                      <a:tailEnd/>
+                    </a:ln>
+                  </pic:spPr>
+                </pic:pic>
+              </a:graphicData>
+            </a:graphic>
+          </wp:inline>
+        </w:drawing>
+      </w:r>
+    </w:p>
+    <w:p>
+      <w:pPr>
+        <w:pStyle w:val="ImageCaption"/>
+      </w:pPr>
+      <w:r>
+        <w:t>FedRAMP 20x Consolidated Rules: Telecommunications Implications</w:t>
+      </w:r>
+    </w:p>
+    <w:p>
+      <w:pPr>
         <w:pStyle w:val="Heading2"/>
       </w:pPr>
-      <w:bookmarkStart w:id="50" w:name="X7409e10531376a3c99a5e9f5e98c45fb0a0a3d0"/>
-      <w:bookmarkStart w:id="51" w:name="_Toc233784244"/>
-      <w:r>
-        <w:t>7.1 Amazon Connect: .com Boundary Documentation Requirements</w:t>
+      <w:bookmarkStart w:id="50" w:name="sec-fedramp-20x-telecom"/>
+      <w:bookmarkStart w:id="51" w:name="_Toc233786888"/>
+      <w:r>
+        <w:t>7.1 FedRAMP 20x Consolidated Rules — June 2026 Update</w:t>
       </w:r>
       <w:bookmarkEnd w:id="51"/>
     </w:p>
@@ -6807,7 +7285,600 @@
         <w:pStyle w:val="FirstParagraph"/>
       </w:pPr>
       <w:r>
-        <w:t>The agency’s use of Amazon Connect on AWS commercial (.com) requires specific boundary documentation:</w:t>
+        <w:t xml:space="preserve">FedRAMP published its </w:t>
+      </w:r>
+      <w:r>
+        <w:rPr>
+          <w:b/>
+          <w:bCs/>
+        </w:rPr>
+        <w:t>Consolidated Rules for 2026</w:t>
+      </w:r>
+      <w:r>
+        <w:t xml:space="preserve"> on June 25, 2026. Three key implications for agencies operating Amazon Connect and Teams Phone:</w:t>
+      </w:r>
+    </w:p>
+    <w:p>
+      <w:pPr>
+        <w:pStyle w:val="BodyText"/>
+      </w:pPr>
+      <w:r>
+        <w:rPr>
+          <w:b/>
+          <w:bCs/>
+        </w:rPr>
+        <w:t>Timeline agencies must track:</w:t>
+      </w:r>
+    </w:p>
+    <w:tbl>
+      <w:tblPr>
+        <w:tblStyle w:val="Table"/>
+        <w:tblW w:w="9360" w:type="dxa"/>
+        <w:tblLayout w:type="fixed"/>
+        <w:tblLook w:val="0600" w:firstRow="0" w:lastRow="0" w:firstColumn="0" w:lastColumn="0" w:noHBand="1" w:noVBand="1"/>
+      </w:tblPr>
+      <w:tblGrid>
+        <w:gridCol w:w="1276"/>
+        <w:gridCol w:w="1489"/>
+        <w:gridCol w:w="6595"/>
+      </w:tblGrid>
+      <w:tr>
+        <w:trPr>
+          <w:tblHeader/>
+        </w:trPr>
+        <w:tc>
+          <w:tcPr>
+            <w:tcW w:w="1080" w:type="dxa"/>
+            <w:tcBorders>
+              <w:top w:val="single" w:sz="4" w:space="0" w:color="C8D0DC"/>
+              <w:left w:val="single" w:sz="4" w:space="0" w:color="C8D0DC"/>
+              <w:bottom w:val="single" w:sz="4" w:space="0" w:color="C8D0DC"/>
+              <w:right w:val="single" w:sz="4" w:space="0" w:color="C8D0DC"/>
+            </w:tcBorders>
+            <w:shd w:val="clear" w:color="auto" w:fill="1F3864"/>
+            <w:tcMar>
+              <w:top w:w="80" w:type="dxa"/>
+              <w:left w:w="120" w:type="dxa"/>
+              <w:bottom w:w="80" w:type="dxa"/>
+              <w:right w:w="120" w:type="dxa"/>
+            </w:tcMar>
+          </w:tcPr>
+          <w:p>
+            <w:pPr>
+              <w:pStyle w:val="Compact"/>
+            </w:pPr>
+            <w:r>
+              <w:rPr>
+                <w:b/>
+                <w:color w:val="FFFFFF"/>
+                <w:sz w:val="20"/>
+              </w:rPr>
+              <w:t>Date</w:t>
+            </w:r>
+          </w:p>
+        </w:tc>
+        <w:tc>
+          <w:tcPr>
+            <w:tcW w:w="1260" w:type="dxa"/>
+            <w:tcBorders>
+              <w:top w:val="single" w:sz="4" w:space="0" w:color="C8D0DC"/>
+              <w:left w:val="single" w:sz="4" w:space="0" w:color="C8D0DC"/>
+              <w:bottom w:val="single" w:sz="4" w:space="0" w:color="C8D0DC"/>
+              <w:right w:val="single" w:sz="4" w:space="0" w:color="C8D0DC"/>
+            </w:tcBorders>
+            <w:shd w:val="clear" w:color="auto" w:fill="1F3864"/>
+            <w:tcMar>
+              <w:top w:w="80" w:type="dxa"/>
+              <w:left w:w="120" w:type="dxa"/>
+              <w:bottom w:w="80" w:type="dxa"/>
+              <w:right w:w="120" w:type="dxa"/>
+            </w:tcMar>
+          </w:tcPr>
+          <w:p>
+            <w:pPr>
+              <w:pStyle w:val="Compact"/>
+            </w:pPr>
+            <w:r>
+              <w:rPr>
+                <w:b/>
+                <w:color w:val="FFFFFF"/>
+                <w:sz w:val="20"/>
+              </w:rPr>
+              <w:t>Event</w:t>
+            </w:r>
+          </w:p>
+        </w:tc>
+        <w:tc>
+          <w:tcPr>
+            <w:tcW w:w="5580" w:type="dxa"/>
+            <w:tcBorders>
+              <w:top w:val="single" w:sz="4" w:space="0" w:color="C8D0DC"/>
+              <w:left w:val="single" w:sz="4" w:space="0" w:color="C8D0DC"/>
+              <w:bottom w:val="single" w:sz="4" w:space="0" w:color="C8D0DC"/>
+              <w:right w:val="single" w:sz="4" w:space="0" w:color="C8D0DC"/>
+            </w:tcBorders>
+            <w:shd w:val="clear" w:color="auto" w:fill="1F3864"/>
+            <w:tcMar>
+              <w:top w:w="80" w:type="dxa"/>
+              <w:left w:w="120" w:type="dxa"/>
+              <w:bottom w:w="80" w:type="dxa"/>
+              <w:right w:w="120" w:type="dxa"/>
+            </w:tcMar>
+          </w:tcPr>
+          <w:p>
+            <w:pPr>
+              <w:pStyle w:val="Compact"/>
+            </w:pPr>
+            <w:r>
+              <w:rPr>
+                <w:b/>
+                <w:color w:val="FFFFFF"/>
+                <w:sz w:val="20"/>
+              </w:rPr>
+              <w:t>Telecommunications Implication</w:t>
+            </w:r>
+          </w:p>
+        </w:tc>
+      </w:tr>
+      <w:tr>
+        <w:tc>
+          <w:tcPr>
+            <w:tcW w:w="1080" w:type="dxa"/>
+            <w:tcBorders>
+              <w:top w:val="single" w:sz="4" w:space="0" w:color="C8D0DC"/>
+              <w:left w:val="single" w:sz="4" w:space="0" w:color="C8D0DC"/>
+              <w:bottom w:val="single" w:sz="4" w:space="0" w:color="C8D0DC"/>
+              <w:right w:val="single" w:sz="4" w:space="0" w:color="C8D0DC"/>
+            </w:tcBorders>
+            <w:shd w:val="clear" w:color="auto" w:fill="FFFFFF"/>
+            <w:tcMar>
+              <w:top w:w="80" w:type="dxa"/>
+              <w:left w:w="120" w:type="dxa"/>
+              <w:bottom w:w="80" w:type="dxa"/>
+              <w:right w:w="120" w:type="dxa"/>
+            </w:tcMar>
+          </w:tcPr>
+          <w:p>
+            <w:pPr>
+              <w:pStyle w:val="Compact"/>
+            </w:pPr>
+            <w:r>
+              <w:rPr>
+                <w:sz w:val="20"/>
+              </w:rPr>
+              <w:t>July 28, 2026</w:t>
+            </w:r>
+          </w:p>
+        </w:tc>
+        <w:tc>
+          <w:tcPr>
+            <w:tcW w:w="1260" w:type="dxa"/>
+            <w:tcBorders>
+              <w:top w:val="single" w:sz="4" w:space="0" w:color="C8D0DC"/>
+              <w:left w:val="single" w:sz="4" w:space="0" w:color="C8D0DC"/>
+              <w:bottom w:val="single" w:sz="4" w:space="0" w:color="C8D0DC"/>
+              <w:right w:val="single" w:sz="4" w:space="0" w:color="C8D0DC"/>
+            </w:tcBorders>
+            <w:shd w:val="clear" w:color="auto" w:fill="FFFFFF"/>
+            <w:tcMar>
+              <w:top w:w="80" w:type="dxa"/>
+              <w:left w:w="120" w:type="dxa"/>
+              <w:bottom w:w="80" w:type="dxa"/>
+              <w:right w:w="120" w:type="dxa"/>
+            </w:tcMar>
+          </w:tcPr>
+          <w:p>
+            <w:pPr>
+              <w:pStyle w:val="Compact"/>
+            </w:pPr>
+            <w:r>
+              <w:rPr>
+                <w:sz w:val="20"/>
+              </w:rPr>
+              <w:t>FedRAMP Ready submissions cease</w:t>
+            </w:r>
+          </w:p>
+        </w:tc>
+        <w:tc>
+          <w:tcPr>
+            <w:tcW w:w="5580" w:type="dxa"/>
+            <w:tcBorders>
+              <w:top w:val="single" w:sz="4" w:space="0" w:color="C8D0DC"/>
+              <w:left w:val="single" w:sz="4" w:space="0" w:color="C8D0DC"/>
+              <w:bottom w:val="single" w:sz="4" w:space="0" w:color="C8D0DC"/>
+              <w:right w:val="single" w:sz="4" w:space="0" w:color="C8D0DC"/>
+            </w:tcBorders>
+            <w:shd w:val="clear" w:color="auto" w:fill="FFFFFF"/>
+            <w:tcMar>
+              <w:top w:w="80" w:type="dxa"/>
+              <w:left w:w="120" w:type="dxa"/>
+              <w:bottom w:w="80" w:type="dxa"/>
+              <w:right w:w="120" w:type="dxa"/>
+            </w:tcMar>
+          </w:tcPr>
+          <w:p>
+            <w:pPr>
+              <w:pStyle w:val="Compact"/>
+            </w:pPr>
+            <w:r>
+              <w:rPr>
+                <w:sz w:val="20"/>
+              </w:rPr>
+              <w:t>No new Ready pathway for Connect or SBC vendors</w:t>
+            </w:r>
+          </w:p>
+        </w:tc>
+      </w:tr>
+      <w:tr>
+        <w:tc>
+          <w:tcPr>
+            <w:tcW w:w="1080" w:type="dxa"/>
+            <w:tcBorders>
+              <w:top w:val="single" w:sz="4" w:space="0" w:color="C8D0DC"/>
+              <w:left w:val="single" w:sz="4" w:space="0" w:color="C8D0DC"/>
+              <w:bottom w:val="single" w:sz="4" w:space="0" w:color="C8D0DC"/>
+              <w:right w:val="single" w:sz="4" w:space="0" w:color="C8D0DC"/>
+            </w:tcBorders>
+            <w:shd w:val="clear" w:color="auto" w:fill="F2F2F2"/>
+            <w:tcMar>
+              <w:top w:w="80" w:type="dxa"/>
+              <w:left w:w="120" w:type="dxa"/>
+              <w:bottom w:w="80" w:type="dxa"/>
+              <w:right w:w="120" w:type="dxa"/>
+            </w:tcMar>
+          </w:tcPr>
+          <w:p>
+            <w:pPr>
+              <w:pStyle w:val="Compact"/>
+            </w:pPr>
+            <w:r>
+              <w:rPr>
+                <w:sz w:val="20"/>
+              </w:rPr>
+              <w:t>August 3, 2026</w:t>
+            </w:r>
+          </w:p>
+        </w:tc>
+        <w:tc>
+          <w:tcPr>
+            <w:tcW w:w="1260" w:type="dxa"/>
+            <w:tcBorders>
+              <w:top w:val="single" w:sz="4" w:space="0" w:color="C8D0DC"/>
+              <w:left w:val="single" w:sz="4" w:space="0" w:color="C8D0DC"/>
+              <w:bottom w:val="single" w:sz="4" w:space="0" w:color="C8D0DC"/>
+              <w:right w:val="single" w:sz="4" w:space="0" w:color="C8D0DC"/>
+            </w:tcBorders>
+            <w:shd w:val="clear" w:color="auto" w:fill="F2F2F2"/>
+            <w:tcMar>
+              <w:top w:w="80" w:type="dxa"/>
+              <w:left w:w="120" w:type="dxa"/>
+              <w:bottom w:w="80" w:type="dxa"/>
+              <w:right w:w="120" w:type="dxa"/>
+            </w:tcMar>
+          </w:tcPr>
+          <w:p>
+            <w:pPr>
+              <w:pStyle w:val="Compact"/>
+            </w:pPr>
+            <w:r>
+              <w:rPr>
+                <w:sz w:val="20"/>
+              </w:rPr>
+              <w:t>Class A pipeline opens</w:t>
+            </w:r>
+          </w:p>
+        </w:tc>
+        <w:tc>
+          <w:tcPr>
+            <w:tcW w:w="5580" w:type="dxa"/>
+            <w:tcBorders>
+              <w:top w:val="single" w:sz="4" w:space="0" w:color="C8D0DC"/>
+              <w:left w:val="single" w:sz="4" w:space="0" w:color="C8D0DC"/>
+              <w:bottom w:val="single" w:sz="4" w:space="0" w:color="C8D0DC"/>
+              <w:right w:val="single" w:sz="4" w:space="0" w:color="C8D0DC"/>
+            </w:tcBorders>
+            <w:shd w:val="clear" w:color="auto" w:fill="F2F2F2"/>
+            <w:tcMar>
+              <w:top w:w="80" w:type="dxa"/>
+              <w:left w:w="120" w:type="dxa"/>
+              <w:bottom w:w="80" w:type="dxa"/>
+              <w:right w:w="120" w:type="dxa"/>
+            </w:tcMar>
+          </w:tcPr>
+          <w:p>
+            <w:pPr>
+              <w:pStyle w:val="Compact"/>
+            </w:pPr>
+            <w:r>
+              <w:rPr>
+                <w:sz w:val="20"/>
+              </w:rPr>
+              <w:t>Evaluate whether Connect .com falls under Class A</w:t>
+            </w:r>
+          </w:p>
+        </w:tc>
+      </w:tr>
+      <w:tr>
+        <w:tc>
+          <w:tcPr>
+            <w:tcW w:w="1080" w:type="dxa"/>
+            <w:tcBorders>
+              <w:top w:val="single" w:sz="4" w:space="0" w:color="C8D0DC"/>
+              <w:left w:val="single" w:sz="4" w:space="0" w:color="C8D0DC"/>
+              <w:bottom w:val="single" w:sz="4" w:space="0" w:color="C8D0DC"/>
+              <w:right w:val="single" w:sz="4" w:space="0" w:color="C8D0DC"/>
+            </w:tcBorders>
+            <w:shd w:val="clear" w:color="auto" w:fill="FFFFFF"/>
+            <w:tcMar>
+              <w:top w:w="80" w:type="dxa"/>
+              <w:left w:w="120" w:type="dxa"/>
+              <w:bottom w:w="80" w:type="dxa"/>
+              <w:right w:w="120" w:type="dxa"/>
+            </w:tcMar>
+          </w:tcPr>
+          <w:p>
+            <w:pPr>
+              <w:pStyle w:val="Compact"/>
+            </w:pPr>
+            <w:r>
+              <w:rPr>
+                <w:sz w:val="20"/>
+              </w:rPr>
+              <w:t>August 31, 2026</w:t>
+            </w:r>
+          </w:p>
+        </w:tc>
+        <w:tc>
+          <w:tcPr>
+            <w:tcW w:w="1260" w:type="dxa"/>
+            <w:tcBorders>
+              <w:top w:val="single" w:sz="4" w:space="0" w:color="C8D0DC"/>
+              <w:left w:val="single" w:sz="4" w:space="0" w:color="C8D0DC"/>
+              <w:bottom w:val="single" w:sz="4" w:space="0" w:color="C8D0DC"/>
+              <w:right w:val="single" w:sz="4" w:space="0" w:color="C8D0DC"/>
+            </w:tcBorders>
+            <w:shd w:val="clear" w:color="auto" w:fill="FFFFFF"/>
+            <w:tcMar>
+              <w:top w:w="80" w:type="dxa"/>
+              <w:left w:w="120" w:type="dxa"/>
+              <w:bottom w:w="80" w:type="dxa"/>
+              <w:right w:w="120" w:type="dxa"/>
+            </w:tcMar>
+          </w:tcPr>
+          <w:p>
+            <w:pPr>
+              <w:pStyle w:val="Compact"/>
+            </w:pPr>
+            <w:r>
+              <w:rPr>
+                <w:sz w:val="20"/>
+              </w:rPr>
+              <w:t>Class B and C open</w:t>
+            </w:r>
+          </w:p>
+        </w:tc>
+        <w:tc>
+          <w:tcPr>
+            <w:tcW w:w="5580" w:type="dxa"/>
+            <w:tcBorders>
+              <w:top w:val="single" w:sz="4" w:space="0" w:color="C8D0DC"/>
+              <w:left w:val="single" w:sz="4" w:space="0" w:color="C8D0DC"/>
+              <w:bottom w:val="single" w:sz="4" w:space="0" w:color="C8D0DC"/>
+              <w:right w:val="single" w:sz="4" w:space="0" w:color="C8D0DC"/>
+            </w:tcBorders>
+            <w:shd w:val="clear" w:color="auto" w:fill="FFFFFF"/>
+            <w:tcMar>
+              <w:top w:w="80" w:type="dxa"/>
+              <w:left w:w="120" w:type="dxa"/>
+              <w:bottom w:w="80" w:type="dxa"/>
+              <w:right w:w="120" w:type="dxa"/>
+            </w:tcMar>
+          </w:tcPr>
+          <w:p>
+            <w:pPr>
+              <w:pStyle w:val="Compact"/>
+            </w:pPr>
+            <w:r>
+              <w:rPr>
+                <w:sz w:val="20"/>
+              </w:rPr>
+              <w:t>Multi-platform unified comms likely Class B or C</w:t>
+            </w:r>
+          </w:p>
+        </w:tc>
+      </w:tr>
+      <w:tr>
+        <w:tc>
+          <w:tcPr>
+            <w:tcW w:w="1080" w:type="dxa"/>
+            <w:tcBorders>
+              <w:top w:val="single" w:sz="4" w:space="0" w:color="C8D0DC"/>
+              <w:left w:val="single" w:sz="4" w:space="0" w:color="C8D0DC"/>
+              <w:bottom w:val="single" w:sz="4" w:space="0" w:color="C8D0DC"/>
+              <w:right w:val="single" w:sz="4" w:space="0" w:color="C8D0DC"/>
+            </w:tcBorders>
+            <w:shd w:val="clear" w:color="auto" w:fill="F2F2F2"/>
+            <w:tcMar>
+              <w:top w:w="80" w:type="dxa"/>
+              <w:left w:w="120" w:type="dxa"/>
+              <w:bottom w:w="80" w:type="dxa"/>
+              <w:right w:w="120" w:type="dxa"/>
+            </w:tcMar>
+          </w:tcPr>
+          <w:p>
+            <w:pPr>
+              <w:pStyle w:val="Compact"/>
+            </w:pPr>
+            <w:r>
+              <w:rPr>
+                <w:sz w:val="20"/>
+              </w:rPr>
+              <w:t>January 1, 2027</w:t>
+            </w:r>
+          </w:p>
+        </w:tc>
+        <w:tc>
+          <w:tcPr>
+            <w:tcW w:w="1260" w:type="dxa"/>
+            <w:tcBorders>
+              <w:top w:val="single" w:sz="4" w:space="0" w:color="C8D0DC"/>
+              <w:left w:val="single" w:sz="4" w:space="0" w:color="C8D0DC"/>
+              <w:bottom w:val="single" w:sz="4" w:space="0" w:color="C8D0DC"/>
+              <w:right w:val="single" w:sz="4" w:space="0" w:color="C8D0DC"/>
+            </w:tcBorders>
+            <w:shd w:val="clear" w:color="auto" w:fill="F2F2F2"/>
+            <w:tcMar>
+              <w:top w:w="80" w:type="dxa"/>
+              <w:left w:w="120" w:type="dxa"/>
+              <w:bottom w:w="80" w:type="dxa"/>
+              <w:right w:w="120" w:type="dxa"/>
+            </w:tcMar>
+          </w:tcPr>
+          <w:p>
+            <w:pPr>
+              <w:pStyle w:val="Compact"/>
+            </w:pPr>
+            <w:r>
+              <w:rPr>
+                <w:sz w:val="20"/>
+              </w:rPr>
+              <w:t>Consolidated Rules mandatory</w:t>
+            </w:r>
+          </w:p>
+        </w:tc>
+        <w:tc>
+          <w:tcPr>
+            <w:tcW w:w="5580" w:type="dxa"/>
+            <w:tcBorders>
+              <w:top w:val="single" w:sz="4" w:space="0" w:color="C8D0DC"/>
+              <w:left w:val="single" w:sz="4" w:space="0" w:color="C8D0DC"/>
+              <w:bottom w:val="single" w:sz="4" w:space="0" w:color="C8D0DC"/>
+              <w:right w:val="single" w:sz="4" w:space="0" w:color="C8D0DC"/>
+            </w:tcBorders>
+            <w:shd w:val="clear" w:color="auto" w:fill="F2F2F2"/>
+            <w:tcMar>
+              <w:top w:w="80" w:type="dxa"/>
+              <w:left w:w="120" w:type="dxa"/>
+              <w:bottom w:w="80" w:type="dxa"/>
+              <w:right w:w="120" w:type="dxa"/>
+            </w:tcMar>
+          </w:tcPr>
+          <w:p>
+            <w:pPr>
+              <w:pStyle w:val="Compact"/>
+            </w:pPr>
+            <w:r>
+              <w:rPr>
+                <w:sz w:val="20"/>
+              </w:rPr>
+              <w:t>All ConMon evidence must align to 20x KSI format</w:t>
+            </w:r>
+          </w:p>
+        </w:tc>
+      </w:tr>
+      <w:tr>
+        <w:tc>
+          <w:tcPr>
+            <w:tcW w:w="1080" w:type="dxa"/>
+            <w:tcBorders>
+              <w:top w:val="single" w:sz="4" w:space="0" w:color="C8D0DC"/>
+              <w:left w:val="single" w:sz="4" w:space="0" w:color="C8D0DC"/>
+              <w:bottom w:val="single" w:sz="4" w:space="0" w:color="C8D0DC"/>
+              <w:right w:val="single" w:sz="4" w:space="0" w:color="C8D0DC"/>
+            </w:tcBorders>
+            <w:shd w:val="clear" w:color="auto" w:fill="FFFFFF"/>
+            <w:tcMar>
+              <w:top w:w="80" w:type="dxa"/>
+              <w:left w:w="120" w:type="dxa"/>
+              <w:bottom w:w="80" w:type="dxa"/>
+              <w:right w:w="120" w:type="dxa"/>
+            </w:tcMar>
+          </w:tcPr>
+          <w:p>
+            <w:pPr>
+              <w:pStyle w:val="Compact"/>
+            </w:pPr>
+            <w:r>
+              <w:rPr>
+                <w:sz w:val="20"/>
+              </w:rPr>
+              <w:t>June 11, 2027</w:t>
+            </w:r>
+          </w:p>
+        </w:tc>
+        <w:tc>
+          <w:tcPr>
+            <w:tcW w:w="1260" w:type="dxa"/>
+            <w:tcBorders>
+              <w:top w:val="single" w:sz="4" w:space="0" w:color="C8D0DC"/>
+              <w:left w:val="single" w:sz="4" w:space="0" w:color="C8D0DC"/>
+              <w:bottom w:val="single" w:sz="4" w:space="0" w:color="C8D0DC"/>
+              <w:right w:val="single" w:sz="4" w:space="0" w:color="C8D0DC"/>
+            </w:tcBorders>
+            <w:shd w:val="clear" w:color="auto" w:fill="FFFFFF"/>
+            <w:tcMar>
+              <w:top w:w="80" w:type="dxa"/>
+              <w:left w:w="120" w:type="dxa"/>
+              <w:bottom w:w="80" w:type="dxa"/>
+              <w:right w:w="120" w:type="dxa"/>
+            </w:tcMar>
+          </w:tcPr>
+          <w:p>
+            <w:pPr>
+              <w:pStyle w:val="Compact"/>
+            </w:pPr>
+            <w:r>
+              <w:rPr>
+                <w:sz w:val="20"/>
+              </w:rPr>
+              <w:t>No new Rev5 certifications</w:t>
+            </w:r>
+          </w:p>
+        </w:tc>
+        <w:tc>
+          <w:tcPr>
+            <w:tcW w:w="5580" w:type="dxa"/>
+            <w:tcBorders>
+              <w:top w:val="single" w:sz="4" w:space="0" w:color="C8D0DC"/>
+              <w:left w:val="single" w:sz="4" w:space="0" w:color="C8D0DC"/>
+              <w:bottom w:val="single" w:sz="4" w:space="0" w:color="C8D0DC"/>
+              <w:right w:val="single" w:sz="4" w:space="0" w:color="C8D0DC"/>
+            </w:tcBorders>
+            <w:shd w:val="clear" w:color="auto" w:fill="FFFFFF"/>
+            <w:tcMar>
+              <w:top w:w="80" w:type="dxa"/>
+              <w:left w:w="120" w:type="dxa"/>
+              <w:bottom w:w="80" w:type="dxa"/>
+              <w:right w:w="120" w:type="dxa"/>
+            </w:tcMar>
+          </w:tcPr>
+          <w:p>
+            <w:pPr>
+              <w:pStyle w:val="Compact"/>
+            </w:pPr>
+            <w:r>
+              <w:rPr>
+                <w:sz w:val="20"/>
+              </w:rPr>
+              <w:t>Plan for 20x pathway on next ATO cycle</w:t>
+            </w:r>
+          </w:p>
+        </w:tc>
+      </w:tr>
+    </w:tbl>
+    <w:p>
+      <w:pPr>
+        <w:pStyle w:val="BodyText"/>
+      </w:pPr>
+      <w:r>
+        <w:rPr>
+          <w:b/>
+          <w:bCs/>
+        </w:rPr>
+        <w:t>What 20x means for Amazon Connect continuous monitoring:</w:t>
+      </w:r>
+      <w:r>
+        <w:t xml:space="preserve"> FedRAMP 20x replaces periodic evidence assembly with continuously-verified Key Security Indicators (KSIs) in machine-readable format. For Amazon Connect, this means:</w:t>
       </w:r>
     </w:p>
     <w:p>
@@ -6823,10 +7894,13 @@
           <w:b/>
           <w:bCs/>
         </w:rPr>
-        <w:t>SSP SA-9 documentation:</w:t>
-      </w:r>
-      <w:r>
-        <w:t xml:space="preserve"> Amazon Connect is an external information system service. The SSP must identify Amazon Connect, its FedRAMP authorization status, the specific authorized exception, and data types (voice audio, call recordings, call metadata, citizen interaction logs).</w:t>
+        <w:t>Call audit logs</w:t>
+      </w:r>
+      <w:r>
+        <w:t xml:space="preserve"> </w:t>
+      </w:r>
+      <w:r>
+        <w:t>(AU-12): every agent session, call recording access, and contact flow execution must generate structured, queryable records — not just archived log files</w:t>
       </w:r>
     </w:p>
     <w:p>
@@ -6842,13 +7916,10 @@
           <w:b/>
           <w:bCs/>
         </w:rPr>
-        <w:t>Call recordings:</w:t>
-      </w:r>
-      <w:r>
-        <w:t xml:space="preserve"> </w:t>
-      </w:r>
-      <w:r>
-        <w:t>Stored in S3 on AWS commercial. Access controls, encryption key management (KMS), and data lifecycle policies must be documented. Recordings containing PII must be classified accordingly, and access logging must satisfy AU-9 requirements.</w:t>
+        <w:t>Federated authentication events</w:t>
+      </w:r>
+      <w:r>
+        <w:t xml:space="preserve"> (IA-8): Entra ID → Amazon Connect SAML assertions must produce KSI-verifiable authentication telemetry</w:t>
       </w:r>
     </w:p>
     <w:p>
@@ -6864,10 +7935,10 @@
           <w:b/>
           <w:bCs/>
         </w:rPr>
-        <w:t>CRM and case management integration:</w:t>
-      </w:r>
-      <w:r>
-        <w:t xml:space="preserve"> API calls between Amazon Connect contact flows and agency systems cross the .com boundary. The data flow diagram in the SSP must trace these calls.</w:t>
+        <w:t>Boundary traffic logs</w:t>
+      </w:r>
+      <w:r>
+        <w:t xml:space="preserve"> (SA-9): API calls crossing the .com boundary (CRM integration, recording access, contact flow analytics) must be captured in machine-readable format</w:t>
       </w:r>
     </w:p>
     <w:p>
@@ -6883,13 +7954,226 @@
           <w:b/>
           <w:bCs/>
         </w:rPr>
-        <w:t>Agent authentication federation:</w:t>
-      </w:r>
-      <w:r>
-        <w:t xml:space="preserve"> </w:t>
-      </w:r>
-      <w:r>
-        <w:t>Agents authenticate to Amazon Connect via the agency IdP (Entra ID in GCC Moderate). The SAML/OIDC federation is a cross-boundary credential flow that must be documented in the SSP.</w:t>
+        <w:t>ATO exception documentation</w:t>
+      </w:r>
+      <w:r>
+        <w:t>: The .com exception itself must be maintained in a format compatible with 20x continuous review rather than point-in-time SSP snapshots</w:t>
+      </w:r>
+    </w:p>
+    <w:p>
+      <w:pPr>
+        <w:pStyle w:val="FirstParagraph"/>
+      </w:pPr>
+      <w:r>
+        <w:rPr>
+          <w:b/>
+          <w:bCs/>
+        </w:rPr>
+        <w:t>What 20x means for Teams Phone GCC Moderate:</w:t>
+      </w:r>
+      <w:r>
+        <w:t xml:space="preserve"> Teams Phone in GCC Moderate inherits Microsoft’s existing FedRAMP authorization. The 20x transition requires that the </w:t>
+      </w:r>
+      <w:r>
+        <w:rPr>
+          <w:i/>
+          <w:iCs/>
+        </w:rPr>
+        <w:t>agency’s</w:t>
+      </w:r>
+      <w:r>
+        <w:t xml:space="preserve"> continuous monitoring evidence — voice quality monitoring, E911 testing records, SBC boundary documentation — align to machine-readable KSI format.</w:t>
+      </w:r>
+    </w:p>
+    <w:tbl>
+      <w:tblPr>
+        <w:tblStyle w:val="Table"/>
+        <w:tblW w:w="9360" w:type="dxa"/>
+        <w:tblBorders>
+          <w:top w:val="single" w:sz="4" w:space="0" w:color="00A047"/>
+          <w:left w:val="single" w:sz="24" w:space="0" w:color="00A047"/>
+          <w:bottom w:val="single" w:sz="4" w:space="0" w:color="00A047"/>
+          <w:right w:val="single" w:sz="4" w:space="0" w:color="00A047"/>
+        </w:tblBorders>
+        <w:tblCellMar>
+          <w:left w:w="144" w:type="dxa"/>
+          <w:right w:w="144" w:type="dxa"/>
+        </w:tblCellMar>
+        <w:tblLook w:val="0600" w:firstRow="0" w:lastRow="0" w:firstColumn="0" w:lastColumn="0" w:noHBand="1" w:noVBand="1"/>
+      </w:tblPr>
+      <w:tblGrid>
+        <w:gridCol w:w="9360"/>
+      </w:tblGrid>
+      <w:tr>
+        <w:trPr>
+          <w:cantSplit/>
+        </w:trPr>
+        <w:tc>
+          <w:tcPr>
+            <w:tcW w:w="0" w:type="auto"/>
+            <w:tcBorders>
+              <w:top w:val="single" w:sz="4" w:space="0" w:color="C8D0DC"/>
+              <w:left w:val="single" w:sz="4" w:space="0" w:color="C8D0DC"/>
+              <w:bottom w:val="single" w:sz="4" w:space="0" w:color="C8D0DC"/>
+              <w:right w:val="single" w:sz="4" w:space="0" w:color="C8D0DC"/>
+            </w:tcBorders>
+            <w:shd w:val="clear" w:color="auto" w:fill="1F3864"/>
+            <w:tcMar>
+              <w:top w:w="80" w:type="dxa"/>
+              <w:left w:w="120" w:type="dxa"/>
+              <w:bottom w:w="80" w:type="dxa"/>
+              <w:right w:w="120" w:type="dxa"/>
+            </w:tcMar>
+          </w:tcPr>
+          <w:p>
+            <w:pPr>
+              <w:pStyle w:val="BodyText"/>
+              <w:spacing w:before="0" w:after="0"/>
+              <w:textAlignment w:val="center"/>
+            </w:pPr>
+            <w:r>
+              <w:rPr>
+                <w:b/>
+                <w:noProof/>
+                <w:color w:val="FFFFFF"/>
+                <w:sz w:val="20"/>
+              </w:rPr>
+              <w:drawing>
+                <wp:inline distT="0" distB="0" distL="0" distR="0" wp14:anchorId="08669D15" wp14:editId="63A4EFE4">
+                  <wp:extent cx="152400" cy="152400"/>
+                  <wp:effectExtent l="0" t="0" r="0" b="0"/>
+                  <wp:docPr id="73" name="Picture"/>
+                  <wp:cNvGraphicFramePr/>
+                  <a:graphic xmlns:a="http://schemas.openxmlformats.org/drawingml/2006/main">
+                    <a:graphicData uri="http://schemas.openxmlformats.org/drawingml/2006/picture">
+                      <pic:pic xmlns:pic="http://schemas.openxmlformats.org/drawingml/2006/picture">
+                        <pic:nvPicPr>
+                          <pic:cNvPr id="74" name="Picture" descr="C:\Program Files\Quarto\share\formats\docx\tip.png"/>
+                          <pic:cNvPicPr>
+                            <a:picLocks noChangeAspect="1" noChangeArrowheads="1"/>
+                          </pic:cNvPicPr>
+                        </pic:nvPicPr>
+                        <pic:blipFill>
+                          <a:blip r:embed="rId18"/>
+                          <a:stretch>
+                            <a:fillRect/>
+                          </a:stretch>
+                        </pic:blipFill>
+                        <pic:spPr bwMode="auto">
+                          <a:xfrm>
+                            <a:off x="0" y="0"/>
+                            <a:ext cx="152400" cy="152400"/>
+                          </a:xfrm>
+                          <a:prstGeom prst="rect">
+                            <a:avLst/>
+                          </a:prstGeom>
+                          <a:noFill/>
+                          <a:ln w="9525">
+                            <a:noFill/>
+                            <a:headEnd/>
+                            <a:tailEnd/>
+                          </a:ln>
+                        </pic:spPr>
+                      </pic:pic>
+                    </a:graphicData>
+                  </a:graphic>
+                </wp:inline>
+              </w:drawing>
+            </w:r>
+            <w:r>
+              <w:rPr>
+                <w:b/>
+                <w:color w:val="FFFFFF"/>
+                <w:sz w:val="20"/>
+              </w:rPr>
+              <w:t xml:space="preserve">  Tip</w:t>
+            </w:r>
+          </w:p>
+        </w:tc>
+      </w:tr>
+      <w:tr>
+        <w:trPr>
+          <w:cantSplit/>
+        </w:trPr>
+        <w:tc>
+          <w:tcPr>
+            <w:tcW w:w="0" w:type="auto"/>
+            <w:tcBorders>
+              <w:top w:val="single" w:sz="4" w:space="0" w:color="C8D0DC"/>
+              <w:left w:val="single" w:sz="4" w:space="0" w:color="C8D0DC"/>
+              <w:bottom w:val="single" w:sz="4" w:space="0" w:color="C8D0DC"/>
+              <w:right w:val="single" w:sz="4" w:space="0" w:color="C8D0DC"/>
+            </w:tcBorders>
+            <w:shd w:val="clear" w:color="auto" w:fill="FFFFFF"/>
+            <w:tcMar>
+              <w:top w:w="80" w:type="dxa"/>
+              <w:left w:w="120" w:type="dxa"/>
+              <w:bottom w:w="80" w:type="dxa"/>
+              <w:right w:w="120" w:type="dxa"/>
+            </w:tcMar>
+          </w:tcPr>
+          <w:p>
+            <w:pPr>
+              <w:pStyle w:val="BodyText"/>
+              <w:spacing w:before="16" w:after="16"/>
+            </w:pPr>
+            <w:r>
+              <w:rPr>
+                <w:b/>
+                <w:bCs/>
+                <w:sz w:val="20"/>
+              </w:rPr>
+              <w:t>SD-WAN as 20x Evidence Generator:</w:t>
+            </w:r>
+            <w:r>
+              <w:rPr>
+                <w:sz w:val="20"/>
+              </w:rPr>
+              <w:t xml:space="preserve"> </w:t>
+            </w:r>
+            <w:r>
+              <w:rPr>
+                <w:sz w:val="20"/>
+              </w:rPr>
+              <w:t xml:space="preserve">The SD-WAN overlay that solves the G.114 latency problem also generates the machine-readable evidence 20x requires. Every path decision, every jitter measurement, every FEC activation is a logged, queryable event. </w:t>
+            </w:r>
+            <w:r>
+              <w:rPr>
+                <w:b/>
+                <w:bCs/>
+                <w:sz w:val="20"/>
+              </w:rPr>
+              <w:t>The network investment that enables Amazon Connect to meet G.114 is simultaneously the compliance evidence generator for FedRAMP 20x continuous monitoring.</w:t>
+            </w:r>
+            <w:r>
+              <w:rPr>
+                <w:sz w:val="20"/>
+              </w:rPr>
+              <w:t xml:space="preserve"> These are not separate investments.</w:t>
+            </w:r>
+          </w:p>
+          <w:p/>
+        </w:tc>
+      </w:tr>
+    </w:tbl>
+    <w:p>
+      <w:pPr>
+        <w:pStyle w:val="Heading2"/>
+      </w:pPr>
+      <w:bookmarkStart w:id="52" w:name="X7409e10531376a3c99a5e9f5e98c45fb0a0a3d0"/>
+      <w:bookmarkStart w:id="53" w:name="_Toc233786889"/>
+      <w:bookmarkEnd w:id="50"/>
+      <w:r>
+        <w:t>7.2 Amazon Connect: .com Boundary Documentation Requirements</w:t>
+      </w:r>
+      <w:bookmarkEnd w:id="53"/>
+    </w:p>
+    <w:p>
+      <w:pPr>
+        <w:pStyle w:val="FirstParagraph"/>
+      </w:pPr>
+      <w:r>
+        <w:t>The agency’s use of Amazon Connect on AWS commercial (.com) requires specific boundary documentation:</w:t>
       </w:r>
     </w:p>
     <w:p>
@@ -6897,7 +8181,89 @@
         <w:pStyle w:val="Compact"/>
         <w:numPr>
           <w:ilvl w:val="0"/>
-          <w:numId w:val="6"/>
+          <w:numId w:val="7"/>
+        </w:numPr>
+      </w:pPr>
+      <w:r>
+        <w:rPr>
+          <w:b/>
+          <w:bCs/>
+        </w:rPr>
+        <w:t>SSP SA-9 documentation:</w:t>
+      </w:r>
+      <w:r>
+        <w:t xml:space="preserve"> Amazon Connect is an external information system service. The SSP must identify Amazon Connect, its FedRAMP authorization status, the specific authorized exception, and data types (voice audio, call recordings, call metadata, citizen interaction logs).</w:t>
+      </w:r>
+    </w:p>
+    <w:p>
+      <w:pPr>
+        <w:pStyle w:val="Compact"/>
+        <w:numPr>
+          <w:ilvl w:val="0"/>
+          <w:numId w:val="7"/>
+        </w:numPr>
+      </w:pPr>
+      <w:r>
+        <w:rPr>
+          <w:b/>
+          <w:bCs/>
+        </w:rPr>
+        <w:t>Call recordings:</w:t>
+      </w:r>
+      <w:r>
+        <w:t xml:space="preserve"> </w:t>
+      </w:r>
+      <w:r>
+        <w:t>Stored in S3 on AWS commercial. Access controls, encryption key management (KMS), and data lifecycle policies must be documented. Recordings containing PII must be classified accordingly, and access logging must satisfy AU-9 requirements.</w:t>
+      </w:r>
+    </w:p>
+    <w:p>
+      <w:pPr>
+        <w:pStyle w:val="Compact"/>
+        <w:numPr>
+          <w:ilvl w:val="0"/>
+          <w:numId w:val="7"/>
+        </w:numPr>
+      </w:pPr>
+      <w:r>
+        <w:rPr>
+          <w:b/>
+          <w:bCs/>
+        </w:rPr>
+        <w:t>CRM and case management integration:</w:t>
+      </w:r>
+      <w:r>
+        <w:t xml:space="preserve"> API calls between Amazon Connect contact flows and agency systems cross the .com boundary. The data flow diagram in the SSP must trace these calls.</w:t>
+      </w:r>
+    </w:p>
+    <w:p>
+      <w:pPr>
+        <w:pStyle w:val="Compact"/>
+        <w:numPr>
+          <w:ilvl w:val="0"/>
+          <w:numId w:val="7"/>
+        </w:numPr>
+      </w:pPr>
+      <w:r>
+        <w:rPr>
+          <w:b/>
+          <w:bCs/>
+        </w:rPr>
+        <w:t>Agent authentication federation:</w:t>
+      </w:r>
+      <w:r>
+        <w:t xml:space="preserve"> </w:t>
+      </w:r>
+      <w:r>
+        <w:t>Agents authenticate to Amazon Connect via the agency IdP (Entra ID in GCC Moderate). The SAML/OIDC federation is a cross-boundary credential flow that must be documented in the SSP.</w:t>
+      </w:r>
+    </w:p>
+    <w:p>
+      <w:pPr>
+        <w:pStyle w:val="Compact"/>
+        <w:numPr>
+          <w:ilvl w:val="0"/>
+          <w:numId w:val="7"/>
         </w:numPr>
       </w:pPr>
       <w:r>
@@ -6915,13 +8281,13 @@
       <w:pPr>
         <w:pStyle w:val="Heading2"/>
       </w:pPr>
-      <w:bookmarkStart w:id="52" w:name="teams-phone-gcc-boundary-and-pstn"/>
-      <w:bookmarkStart w:id="53" w:name="_Toc233784245"/>
-      <w:bookmarkEnd w:id="50"/>
-      <w:r>
-        <w:t>7.2 Teams Phone: GCC Boundary and PSTN</w:t>
-      </w:r>
-      <w:bookmarkEnd w:id="53"/>
+      <w:bookmarkStart w:id="54" w:name="teams-phone-gcc-boundary-and-pstn"/>
+      <w:bookmarkStart w:id="55" w:name="_Toc233786890"/>
+      <w:bookmarkEnd w:id="52"/>
+      <w:r>
+        <w:t>7.3 Teams Phone: GCC Boundary and PSTN</w:t>
+      </w:r>
+      <w:bookmarkEnd w:id="55"/>
     </w:p>
     <w:p>
       <w:pPr>
@@ -6935,13 +8301,13 @@
       <w:pPr>
         <w:pStyle w:val="Heading2"/>
       </w:pPr>
-      <w:bookmarkStart w:id="54" w:name="X6519cabc81b3848456687843ce47cf45a8be6c7"/>
-      <w:bookmarkStart w:id="55" w:name="_Toc233784246"/>
-      <w:bookmarkEnd w:id="52"/>
-      <w:r>
-        <w:t>7.3 Amazon Connect vs. Teams Phone: Complementary, Not Competing</w:t>
-      </w:r>
-      <w:bookmarkEnd w:id="55"/>
+      <w:bookmarkStart w:id="56" w:name="X6519cabc81b3848456687843ce47cf45a8be6c7"/>
+      <w:bookmarkStart w:id="57" w:name="_Toc233786891"/>
+      <w:bookmarkEnd w:id="54"/>
+      <w:r>
+        <w:t>7.4 Amazon Connect vs. Teams Phone: Complementary, Not Competing</w:t>
+      </w:r>
+      <w:bookmarkEnd w:id="57"/>
     </w:p>
     <w:tbl>
       <w:tblPr>
@@ -8151,16 +9517,75 @@
     </w:p>
     <w:p>
       <w:pPr>
+        <w:pStyle w:val="CaptionedFigure"/>
+      </w:pPr>
+      <w:r>
+        <w:rPr>
+          <w:noProof/>
+        </w:rPr>
+        <w:drawing>
+          <wp:inline distT="0" distB="0" distL="0" distR="0" wp14:anchorId="4993DFAF" wp14:editId="48F91EF4">
+            <wp:extent cx="5334000" cy="2844800"/>
+            <wp:effectExtent l="0" t="0" r="0" b="0"/>
+            <wp:docPr id="79" name="Picture" descr="Implementation Roadmap: Network First, Platforms Second"/>
+            <wp:cNvGraphicFramePr/>
+            <a:graphic xmlns:a="http://schemas.openxmlformats.org/drawingml/2006/main">
+              <a:graphicData uri="http://schemas.openxmlformats.org/drawingml/2006/picture">
+                <pic:pic xmlns:pic="http://schemas.openxmlformats.org/drawingml/2006/picture">
+                  <pic:nvPicPr>
+                    <pic:cNvPr id="80" name="Picture" descr="figs/tc-fig-14-implementation-gantt.png"/>
+                    <pic:cNvPicPr>
+                      <a:picLocks noChangeAspect="1" noChangeArrowheads="1"/>
+                    </pic:cNvPicPr>
+                  </pic:nvPicPr>
+                  <pic:blipFill>
+                    <a:blip r:embed="rId19"/>
+                    <a:stretch>
+                      <a:fillRect/>
+                    </a:stretch>
+                  </pic:blipFill>
+                  <pic:spPr bwMode="auto">
+                    <a:xfrm>
+                      <a:off x="0" y="0"/>
+                      <a:ext cx="5334000" cy="2844800"/>
+                    </a:xfrm>
+                    <a:prstGeom prst="rect">
+                      <a:avLst/>
+                    </a:prstGeom>
+                    <a:noFill/>
+                    <a:ln w="9525">
+                      <a:noFill/>
+                      <a:headEnd/>
+                      <a:tailEnd/>
+                    </a:ln>
+                  </pic:spPr>
+                </pic:pic>
+              </a:graphicData>
+            </a:graphic>
+          </wp:inline>
+        </w:drawing>
+      </w:r>
+    </w:p>
+    <w:p>
+      <w:pPr>
+        <w:pStyle w:val="ImageCaption"/>
+      </w:pPr>
+      <w:r>
+        <w:t>Implementation Roadmap: Network First, Platforms Second</w:t>
+      </w:r>
+    </w:p>
+    <w:p>
+      <w:pPr>
         <w:pStyle w:val="Heading1"/>
       </w:pPr>
-      <w:bookmarkStart w:id="56" w:name="implementation-roadmap"/>
-      <w:bookmarkStart w:id="57" w:name="_Toc233784247"/>
+      <w:bookmarkStart w:id="58" w:name="implementation-roadmap"/>
+      <w:bookmarkStart w:id="59" w:name="_Toc233786892"/>
       <w:bookmarkEnd w:id="48"/>
-      <w:bookmarkEnd w:id="54"/>
+      <w:bookmarkEnd w:id="56"/>
       <w:r>
         <w:t>8. Implementation Roadmap</w:t>
       </w:r>
-      <w:bookmarkEnd w:id="57"/>
+      <w:bookmarkEnd w:id="59"/>
     </w:p>
     <w:p>
       <w:pPr>
@@ -8187,19 +9612,19 @@
       <w:pPr>
         <w:pStyle w:val="Heading2"/>
       </w:pPr>
-      <w:bookmarkStart w:id="58" w:name="phase-1-network-foundation-months-13"/>
-      <w:bookmarkStart w:id="59" w:name="_Toc233784248"/>
+      <w:bookmarkStart w:id="60" w:name="phase-1-network-foundation-months-13"/>
+      <w:bookmarkStart w:id="61" w:name="_Toc233786893"/>
       <w:r>
         <w:t>8.1 Phase 1 — Network Foundation (Months 1–3)</w:t>
       </w:r>
-      <w:bookmarkEnd w:id="59"/>
+      <w:bookmarkEnd w:id="61"/>
     </w:p>
     <w:p>
       <w:pPr>
         <w:pStyle w:val="Compact"/>
         <w:numPr>
           <w:ilvl w:val="0"/>
-          <w:numId w:val="7"/>
+          <w:numId w:val="8"/>
         </w:numPr>
       </w:pPr>
       <w:r>
@@ -8211,7 +9636,7 @@
         <w:pStyle w:val="Compact"/>
         <w:numPr>
           <w:ilvl w:val="0"/>
-          <w:numId w:val="7"/>
+          <w:numId w:val="8"/>
         </w:numPr>
       </w:pPr>
       <w:r>
@@ -8223,7 +9648,7 @@
         <w:pStyle w:val="Compact"/>
         <w:numPr>
           <w:ilvl w:val="0"/>
-          <w:numId w:val="7"/>
+          <w:numId w:val="8"/>
         </w:numPr>
       </w:pPr>
       <w:r>
@@ -8235,7 +9660,7 @@
         <w:pStyle w:val="Compact"/>
         <w:numPr>
           <w:ilvl w:val="0"/>
-          <w:numId w:val="7"/>
+          <w:numId w:val="8"/>
         </w:numPr>
       </w:pPr>
       <w:r>
@@ -8247,7 +9672,7 @@
         <w:pStyle w:val="Compact"/>
         <w:numPr>
           <w:ilvl w:val="0"/>
-          <w:numId w:val="7"/>
+          <w:numId w:val="8"/>
         </w:numPr>
       </w:pPr>
       <w:r>
@@ -8259,7 +9684,7 @@
         <w:pStyle w:val="Compact"/>
         <w:numPr>
           <w:ilvl w:val="0"/>
-          <w:numId w:val="7"/>
+          <w:numId w:val="8"/>
         </w:numPr>
       </w:pPr>
       <w:r>
@@ -8275,106 +9700,22 @@
         <w:pStyle w:val="Compact"/>
         <w:numPr>
           <w:ilvl w:val="0"/>
-          <w:numId w:val="7"/>
-        </w:numPr>
-      </w:pPr>
-      <w:r>
-        <w:t>Size DSCP EF capacity for peak hybrid agent load: (max concurrent hybrid agents) × 200 Kbps</w:t>
-      </w:r>
-    </w:p>
-    <w:p>
-      <w:pPr>
-        <w:pStyle w:val="Heading2"/>
-      </w:pPr>
-      <w:bookmarkStart w:id="60" w:name="Xfdd51caf3fe6a11d0a4df23f20af5ae637d7021"/>
-      <w:bookmarkStart w:id="61" w:name="_Toc233784249"/>
-      <w:bookmarkEnd w:id="58"/>
-      <w:r>
-        <w:t>8.2 Phase 2 — Amazon Connect Deployment (Months 2–5)</w:t>
-      </w:r>
-      <w:bookmarkEnd w:id="61"/>
-    </w:p>
-    <w:p>
-      <w:pPr>
-        <w:pStyle w:val="Compact"/>
-        <w:numPr>
-          <w:ilvl w:val="0"/>
           <w:numId w:val="8"/>
         </w:numPr>
       </w:pPr>
       <w:r>
-        <w:t>Confirm .com exception is current in ATO; update SSP SA-9 for Amazon Connect with current architecture</w:t>
-      </w:r>
-    </w:p>
-    <w:p>
-      <w:pPr>
-        <w:pStyle w:val="Compact"/>
-        <w:numPr>
-          <w:ilvl w:val="0"/>
-          <w:numId w:val="8"/>
-        </w:numPr>
-      </w:pPr>
-      <w:r>
-        <w:t>Design and build contact flows replicating and improving current N8NN IVR routing</w:t>
-      </w:r>
-    </w:p>
-    <w:p>
-      <w:pPr>
-        <w:pStyle w:val="Compact"/>
-        <w:numPr>
-          <w:ilvl w:val="0"/>
-          <w:numId w:val="8"/>
-        </w:numPr>
-      </w:pPr>
-      <w:r>
-        <w:t>Configure agent authentication via IdP federation (Entra ID GCC Moderate → Amazon Connect)</w:t>
-      </w:r>
-    </w:p>
-    <w:p>
-      <w:pPr>
-        <w:pStyle w:val="Compact"/>
-        <w:numPr>
-          <w:ilvl w:val="0"/>
-          <w:numId w:val="8"/>
-        </w:numPr>
-      </w:pPr>
-      <w:r>
-        <w:t>Pilot with single queue and agent cohort; measure MOS, jitter, and loss from pilot locations</w:t>
-      </w:r>
-    </w:p>
-    <w:p>
-      <w:pPr>
-        <w:pStyle w:val="Compact"/>
-        <w:numPr>
-          <w:ilvl w:val="0"/>
-          <w:numId w:val="8"/>
-        </w:numPr>
-      </w:pPr>
-      <w:r>
-        <w:t>Validate call recording pipeline to S3; confirm KMS key management, access controls, and AU-9 logging</w:t>
-      </w:r>
-    </w:p>
-    <w:p>
-      <w:pPr>
-        <w:pStyle w:val="Compact"/>
-        <w:numPr>
-          <w:ilvl w:val="0"/>
-          <w:numId w:val="8"/>
-        </w:numPr>
-      </w:pPr>
-      <w:r>
-        <w:t>Validate CRM/case management integration; document data flow in SSP</w:t>
+        <w:t>Size DSCP EF capacity for peak hybrid agent load: (max concurrent hybrid agents) × 200 Kbps</w:t>
       </w:r>
     </w:p>
     <w:p>
       <w:pPr>
         <w:pStyle w:val="Heading2"/>
       </w:pPr>
-      <w:bookmarkStart w:id="62" w:name="phase-3-teams-phone-deployment-months-48"/>
-      <w:bookmarkStart w:id="63" w:name="_Toc233784250"/>
+      <w:bookmarkStart w:id="62" w:name="Xfdd51caf3fe6a11d0a4df23f20af5ae637d7021"/>
+      <w:bookmarkStart w:id="63" w:name="_Toc233786894"/>
       <w:bookmarkEnd w:id="60"/>
       <w:r>
-        <w:t>8.3 Phase 3 — Teams Phone Deployment (Months 4–8)</w:t>
+        <w:t>8.2 Phase 2 — Amazon Connect Deployment (Months 2–5)</w:t>
       </w:r>
       <w:bookmarkEnd w:id="63"/>
     </w:p>
@@ -8387,7 +9728,7 @@
         </w:numPr>
       </w:pPr>
       <w:r>
-        <w:t>Confirm Teams Phone feature availability in GCC tenant: Calling Plans availability, voicemail transcription, mobile calling</w:t>
+        <w:t>Confirm .com exception is current in ATO; update SSP SA-9 for Amazon Connect with current architecture</w:t>
       </w:r>
     </w:p>
     <w:p>
@@ -8399,7 +9740,7 @@
         </w:numPr>
       </w:pPr>
       <w:r>
-        <w:t>Deploy and configure SBC (on-premises or cloud-hosted); validate Microsoft certification and FedRAMP authorization</w:t>
+        <w:t>Design and build contact flows replicating and improving current N8NN IVR routing</w:t>
       </w:r>
     </w:p>
     <w:p>
@@ -8411,7 +9752,7 @@
         </w:numPr>
       </w:pPr>
       <w:r>
-        <w:t>Configure E911 with dispatchable location for every office location; verify PSAP connectivity; document testing</w:t>
+        <w:t>Configure agent authentication via IdP federation (Entra ID GCC Moderate → Amazon Connect)</w:t>
       </w:r>
     </w:p>
     <w:p>
@@ -8423,7 +9764,7 @@
         </w:numPr>
       </w:pPr>
       <w:r>
-        <w:t>Inventory legacy PBX numbers: classify each as voice, fax, emergency, or special service</w:t>
+        <w:t>Pilot with single queue and agent cohort; measure MOS, jitter, and loss from pilot locations</w:t>
       </w:r>
     </w:p>
     <w:p>
@@ -8435,7 +9776,7 @@
         </w:numPr>
       </w:pPr>
       <w:r>
-        <w:t>Build Teams Call Queues and Auto Attendants replicating legacy PBX hunt groups and menus</w:t>
+        <w:t>Validate call recording pipeline to S3; confirm KMS key management, access controls, and AU-9 logging</w:t>
       </w:r>
     </w:p>
     <w:p>
@@ -8447,18 +9788,18 @@
         </w:numPr>
       </w:pPr>
       <w:r>
-        <w:t>Port numbers in geographic tranches; maintain parallel PBX operation through each tranche</w:t>
+        <w:t>Validate CRM/case management integration; document data flow in SSP</w:t>
       </w:r>
     </w:p>
     <w:p>
       <w:pPr>
         <w:pStyle w:val="Heading2"/>
       </w:pPr>
-      <w:bookmarkStart w:id="64" w:name="phase-4-continuous-monitoring-months-6"/>
-      <w:bookmarkStart w:id="65" w:name="_Toc233784251"/>
+      <w:bookmarkStart w:id="64" w:name="phase-3-teams-phone-deployment-months-48"/>
+      <w:bookmarkStart w:id="65" w:name="_Toc233786895"/>
       <w:bookmarkEnd w:id="62"/>
       <w:r>
-        <w:t>8.4 Phase 4 — Continuous Monitoring (Months 6+)</w:t>
+        <w:t>8.3 Phase 3 — Teams Phone Deployment (Months 4–8)</w:t>
       </w:r>
       <w:bookmarkEnd w:id="65"/>
     </w:p>
@@ -8471,7 +9812,7 @@
         </w:numPr>
       </w:pPr>
       <w:r>
-        <w:t>Instrument SD-WAN dashboards to surface G.114 violations by location before they become citizen complaints</w:t>
+        <w:t>Confirm Teams Phone feature availability in GCC tenant: Calling Plans availability, voicemail transcription, mobile calling</w:t>
       </w:r>
     </w:p>
     <w:p>
@@ -8483,7 +9824,7 @@
         </w:numPr>
       </w:pPr>
       <w:r>
-        <w:t>Integrate Amazon Connect Call Analytics with agency SIEM for AU-12 continuous monitoring</w:t>
+        <w:t>Deploy and configure SBC (on-premises or cloud-hosted); validate Microsoft certification and FedRAMP authorization</w:t>
       </w:r>
     </w:p>
     <w:p>
@@ -8495,7 +9836,7 @@
         </w:numPr>
       </w:pPr>
       <w:r>
-        <w:t>Establish MOS floor SLA (≥4.0) per agent location; alert when sustained MOS drops below threshold</w:t>
+        <w:t>Configure E911 with dispatchable location for every office location; verify PSAP connectivity; document testing</w:t>
       </w:r>
     </w:p>
     <w:p>
@@ -8507,21 +9848,124 @@
         </w:numPr>
       </w:pPr>
       <w:r>
+        <w:t>Inventory legacy PBX numbers: classify each as voice, fax, emergency, or special service</w:t>
+      </w:r>
+    </w:p>
+    <w:p>
+      <w:pPr>
+        <w:pStyle w:val="Compact"/>
+        <w:numPr>
+          <w:ilvl w:val="0"/>
+          <w:numId w:val="10"/>
+        </w:numPr>
+      </w:pPr>
+      <w:r>
+        <w:t>Build Teams Call Queues and Auto Attendants replicating legacy PBX hunt groups and menus</w:t>
+      </w:r>
+    </w:p>
+    <w:p>
+      <w:pPr>
+        <w:pStyle w:val="Compact"/>
+        <w:numPr>
+          <w:ilvl w:val="0"/>
+          <w:numId w:val="10"/>
+        </w:numPr>
+      </w:pPr>
+      <w:r>
+        <w:t>Port numbers in geographic tranches; maintain parallel PBX operation through each tranche</w:t>
+      </w:r>
+    </w:p>
+    <w:p>
+      <w:pPr>
+        <w:pStyle w:val="Heading2"/>
+      </w:pPr>
+      <w:bookmarkStart w:id="66" w:name="X9d7b7ecc3f0b58540fc3182ad13f1c94567e114"/>
+      <w:bookmarkStart w:id="67" w:name="_Toc233786896"/>
+      <w:bookmarkEnd w:id="64"/>
+      <w:r>
+        <w:t>8.4 Phase 4 — Continuous Monitoring and FedRAMP 20x Alignment (Months 6+)</w:t>
+      </w:r>
+      <w:bookmarkEnd w:id="67"/>
+    </w:p>
+    <w:p>
+      <w:pPr>
+        <w:pStyle w:val="Compact"/>
+        <w:numPr>
+          <w:ilvl w:val="0"/>
+          <w:numId w:val="11"/>
+        </w:numPr>
+      </w:pPr>
+      <w:r>
+        <w:t>Instrument SD-WAN dashboards to surface G.114 violations by location before they become citizen complaints</w:t>
+      </w:r>
+    </w:p>
+    <w:p>
+      <w:pPr>
+        <w:pStyle w:val="Compact"/>
+        <w:numPr>
+          <w:ilvl w:val="0"/>
+          <w:numId w:val="11"/>
+        </w:numPr>
+      </w:pPr>
+      <w:r>
+        <w:t>Integrate Amazon Connect Call Analytics with agency SIEM for AU-12 continuous monitoring</w:t>
+      </w:r>
+    </w:p>
+    <w:p>
+      <w:pPr>
+        <w:pStyle w:val="Compact"/>
+        <w:numPr>
+          <w:ilvl w:val="0"/>
+          <w:numId w:val="11"/>
+        </w:numPr>
+      </w:pPr>
+      <w:r>
+        <w:t>Establish MOS floor SLA (≥4.0) per agent location; alert when sustained MOS drops below threshold</w:t>
+      </w:r>
+    </w:p>
+    <w:p>
+      <w:pPr>
+        <w:pStyle w:val="Compact"/>
+        <w:numPr>
+          <w:ilvl w:val="0"/>
+          <w:numId w:val="11"/>
+        </w:numPr>
+      </w:pPr>
+      <w:r>
         <w:t>Review Amazon Connect .com exception at each ATO renewal; evaluate whether .us capability gaps have been resolved</w:t>
       </w:r>
     </w:p>
     <w:p>
       <w:pPr>
+        <w:pStyle w:val="Compact"/>
+        <w:numPr>
+          <w:ilvl w:val="0"/>
+          <w:numId w:val="11"/>
+        </w:numPr>
+      </w:pPr>
+      <w:r>
+        <w:rPr>
+          <w:b/>
+          <w:bCs/>
+        </w:rPr>
+        <w:t>FedRAMP 20x alignment (mandatory January 1, 2027):</w:t>
+      </w:r>
+      <w:r>
+        <w:t xml:space="preserve"> Configure SD-WAN telemetry exports in machine-readable JSON format; ensure Connect audit logs, authentication events, and boundary crossing records meet structured KSI format requirements; validate SBC event logs feed SIEM in queryable format</w:t>
+      </w:r>
+    </w:p>
+    <w:p>
+      <w:pPr>
         <w:pStyle w:val="Heading1"/>
       </w:pPr>
-      <w:bookmarkStart w:id="66" w:name="federal-framework-alignment"/>
-      <w:bookmarkStart w:id="67" w:name="_Toc233784252"/>
-      <w:bookmarkEnd w:id="56"/>
-      <w:bookmarkEnd w:id="64"/>
+      <w:bookmarkStart w:id="68" w:name="federal-framework-alignment"/>
+      <w:bookmarkStart w:id="69" w:name="_Toc233786897"/>
+      <w:bookmarkEnd w:id="58"/>
+      <w:bookmarkEnd w:id="66"/>
       <w:r>
         <w:t>9. Federal Framework Alignment</w:t>
       </w:r>
-      <w:bookmarkEnd w:id="67"/>
+      <w:bookmarkEnd w:id="69"/>
     </w:p>
     <w:tbl>
       <w:tblPr>
@@ -9968,7 +11412,7 @@
           </w:p>
         </w:tc>
       </w:tr>
-      <w:bookmarkEnd w:id="66"/>
+      <w:bookmarkEnd w:id="68"/>
     </w:tbl>
     <w:p/>
     <w:sectPr>
@@ -9988,7 +11432,7 @@
   <w:abstractNum w:abstractNumId="0" w15:restartNumberingAfterBreak="0">
     <w:nsid w:val="0000A990"/>
     <w:multiLevelType w:val="multilevel"/>
-    <w:tmpl w:val="97AE6FBE"/>
+    <w:tmpl w:val="2BF0FB86"/>
     <w:lvl w:ilvl="0">
       <w:numFmt w:val="bullet"/>
       <w:lvlText w:val=" "/>
@@ -10065,7 +11509,7 @@
   <w:abstractNum w:abstractNumId="1" w15:restartNumberingAfterBreak="0">
     <w:nsid w:val="0000A991"/>
     <w:multiLevelType w:val="multilevel"/>
-    <w:tmpl w:val="F9A01676"/>
+    <w:tmpl w:val="ACC234A6"/>
     <w:lvl w:ilvl="0">
       <w:numFmt w:val="bullet"/>
       <w:lvlText w:val=""/>
@@ -10169,7 +11613,7 @@
   <w:abstractNum w:abstractNumId="2" w15:restartNumberingAfterBreak="0">
     <w:nsid w:val="00A99411"/>
     <w:multiLevelType w:val="multilevel"/>
-    <w:tmpl w:val="B48283B2"/>
+    <w:tmpl w:val="DED4E93A"/>
     <w:lvl w:ilvl="0">
       <w:start w:val="1"/>
       <w:numFmt w:val="decimal"/>
@@ -10252,10 +11696,10 @@
       </w:pPr>
     </w:lvl>
   </w:abstractNum>
-  <w:num w:numId="1" w16cid:durableId="1278440484">
+  <w:num w:numId="1" w16cid:durableId="1813987627">
     <w:abstractNumId w:val="0"/>
   </w:num>
-  <w:num w:numId="2" w16cid:durableId="364865076">
+  <w:num w:numId="2" w16cid:durableId="588199443">
     <w:abstractNumId w:val="2"/>
     <w:lvlOverride w:ilvl="0">
       <w:startOverride w:val="1"/>
@@ -10285,10 +11729,10 @@
       <w:startOverride w:val="1"/>
     </w:lvlOverride>
   </w:num>
-  <w:num w:numId="3" w16cid:durableId="1158418855">
+  <w:num w:numId="3" w16cid:durableId="2081707445">
     <w:abstractNumId w:val="1"/>
   </w:num>
-  <w:num w:numId="4" w16cid:durableId="1090006419">
+  <w:num w:numId="4" w16cid:durableId="1148519239">
     <w:abstractNumId w:val="2"/>
     <w:lvlOverride w:ilvl="0">
       <w:startOverride w:val="1"/>
@@ -10318,22 +11762,25 @@
       <w:startOverride w:val="1"/>
     </w:lvlOverride>
   </w:num>
-  <w:num w:numId="5" w16cid:durableId="1560626112">
+  <w:num w:numId="5" w16cid:durableId="1284726730">
     <w:abstractNumId w:val="1"/>
   </w:num>
-  <w:num w:numId="6" w16cid:durableId="258877125">
+  <w:num w:numId="6" w16cid:durableId="829711566">
     <w:abstractNumId w:val="1"/>
   </w:num>
-  <w:num w:numId="7" w16cid:durableId="840462954">
+  <w:num w:numId="7" w16cid:durableId="1024358597">
     <w:abstractNumId w:val="1"/>
   </w:num>
-  <w:num w:numId="8" w16cid:durableId="1927302156">
+  <w:num w:numId="8" w16cid:durableId="384567680">
     <w:abstractNumId w:val="1"/>
   </w:num>
-  <w:num w:numId="9" w16cid:durableId="1801534340">
+  <w:num w:numId="9" w16cid:durableId="601450434">
     <w:abstractNumId w:val="1"/>
   </w:num>
-  <w:num w:numId="10" w16cid:durableId="2035109509">
+  <w:num w:numId="10" w16cid:durableId="586377753">
+    <w:abstractNumId w:val="1"/>
+  </w:num>
+  <w:num w:numId="11" w16cid:durableId="880484148">
     <w:abstractNumId w:val="1"/>
   </w:num>
 </w:numbering>
@@ -11584,7 +13031,7 @@
     <w:next w:val="Normal"/>
     <w:autoRedefine/>
     <w:uiPriority w:val="39"/>
-    <w:rsid w:val="00950544"/>
+    <w:rsid w:val="00284CD8"/>
     <w:pPr>
       <w:spacing w:after="100"/>
     </w:pPr>
@@ -11595,7 +13042,7 @@
     <w:next w:val="Normal"/>
     <w:autoRedefine/>
     <w:uiPriority w:val="39"/>
-    <w:rsid w:val="00950544"/>
+    <w:rsid w:val="00284CD8"/>
     <w:pPr>
       <w:spacing w:after="100"/>
       <w:ind w:left="240"/>
@@ -11607,7 +13054,7 @@
     <w:next w:val="Normal"/>
     <w:autoRedefine/>
     <w:uiPriority w:val="39"/>
-    <w:rsid w:val="00950544"/>
+    <w:rsid w:val="00284CD8"/>
     <w:pPr>
       <w:spacing w:after="100"/>
       <w:ind w:left="480"/>
